--- a/svoyo-delo/대본/3부/13화_Sdelka.docx
+++ b/svoyo-delo/대본/3부/13화_Sdelka.docx
@@ -107,7 +107,7 @@
         <w:t xml:space="preserve"> </w:t>
       </w:r>
       <w:r>
-        <w:t xml:space="preserve">- 규칙: 지문 없음. 전 화 100% 「화자명: 대사」. 1턴 15단어 이내 + 긴 턴 10~15회(25~35단어). 문법 초점(B2): 공문 피동(зачислено, подписано, принято), 명령·조건(Вычеркнете — я не подпишу), 비교(беднее в процентах и богаче во всём остальном).</w:t>
+        <w:t xml:space="preserve">- 규칙: 지문 없음. 전 화 100% 「화자명: 대사」. 1턴 20단어 이내 + 긴 턴 10~15회(30~50단어). 문법 초점(B2): 공문 피동(зачислено, подписано, принято), 명령·조건(Вычеркнете — я не подпишу), 비교(беднее в процентах и богаче во всём остальном).</w:t>
       </w:r>
       <w:r>
         <w:t xml:space="preserve"> </w:t>
@@ -993,55 +993,55 @@
         <w:pStyle w:val="FirstParagraph"/>
       </w:pPr>
       <w:r>
-        <w:t xml:space="preserve">ZAYTSEV: Без десяти четыре. Документы — три экземпляра. Устав, решение, корпоративный договор. Всё сшито.</w:t>
-      </w:r>
-    </w:p>
-    <w:p>
-      <w:pPr>
-        <w:pStyle w:val="BodyText"/>
-      </w:pPr>
-      <w:r>
-        <w:t xml:space="preserve">IRINA: Я проверила каждую страницу. Номера, подписи, даты. Ошибок нет.</w:t>
-      </w:r>
-    </w:p>
-    <w:p>
-      <w:pPr>
-        <w:pStyle w:val="BodyText"/>
-      </w:pPr>
-      <w:r>
-        <w:t xml:space="preserve">OLGA: Ошибок нет — это значит, что мы их ещё не нашли.</w:t>
-      </w:r>
-    </w:p>
-    <w:p>
-      <w:pPr>
-        <w:pStyle w:val="BodyText"/>
-      </w:pPr>
-      <w:r>
-        <w:t xml:space="preserve">ALEKSEY: Ольга Петровна, сегодня можно без этого?</w:t>
-      </w:r>
-    </w:p>
-    <w:p>
-      <w:pPr>
-        <w:pStyle w:val="BodyText"/>
-      </w:pPr>
-      <w:r>
-        <w:t xml:space="preserve">OLGA: Нельзя. Сегодня особенно. Сегодня самый дорогой документ в нашей жизни.</w:t>
-      </w:r>
-    </w:p>
-    <w:p>
-      <w:pPr>
-        <w:pStyle w:val="BodyText"/>
-      </w:pPr>
-      <w:r>
-        <w:t xml:space="preserve">LEV: Добрый день. Борис будет ровно в четыре. Раньше — неуважение к своему времени. Позже — к чужому.</w:t>
-      </w:r>
-    </w:p>
-    <w:p>
-      <w:pPr>
-        <w:pStyle w:val="BodyText"/>
-      </w:pPr>
-      <w:r>
-        <w:t xml:space="preserve">IRINA: А Зуева?</w:t>
+        <w:t xml:space="preserve">ZAYTSEV: Без десяти четыре. Документы готовы в трёх экземплярах: устав, решение и корпоративный договор, и всё уже сшито.</w:t>
+      </w:r>
+    </w:p>
+    <w:p>
+      <w:pPr>
+        <w:pStyle w:val="BodyText"/>
+      </w:pPr>
+      <w:r>
+        <w:t xml:space="preserve">IRINA: Я проверила каждую страницу: номера, подписи, даты. Ошибок нет ни одной.</w:t>
+      </w:r>
+    </w:p>
+    <w:p>
+      <w:pPr>
+        <w:pStyle w:val="BodyText"/>
+      </w:pPr>
+      <w:r>
+        <w:t xml:space="preserve">OLGA: «Ошибок нет» значит только то, что мы их ещё не нашли.</w:t>
+      </w:r>
+    </w:p>
+    <w:p>
+      <w:pPr>
+        <w:pStyle w:val="BodyText"/>
+      </w:pPr>
+      <w:r>
+        <w:t xml:space="preserve">ALEKSEY: Ольга Петровна, может быть, сегодня можно обойтись без этого?</w:t>
+      </w:r>
+    </w:p>
+    <w:p>
+      <w:pPr>
+        <w:pStyle w:val="BodyText"/>
+      </w:pPr>
+      <w:r>
+        <w:t xml:space="preserve">OLGA: Нельзя, а сегодня особенно, потому что сегодня мы подписываем самый дорогой документ в нашей жизни.</w:t>
+      </w:r>
+    </w:p>
+    <w:p>
+      <w:pPr>
+        <w:pStyle w:val="BodyText"/>
+      </w:pPr>
+      <w:r>
+        <w:t xml:space="preserve">LEV: Добрый день. Борис будет ровно в четыре. Прийти раньше — неуважение к своему времени, а позже — к чужому.</w:t>
+      </w:r>
+    </w:p>
+    <w:p>
+      <w:pPr>
+        <w:pStyle w:val="BodyText"/>
+      </w:pPr>
+      <w:r>
+        <w:t xml:space="preserve">IRINA: А где же Зуева? Она подтвердила, что придёт?</w:t>
       </w:r>
     </w:p>
     <w:p>
@@ -1057,55 +1057,55 @@
         <w:pStyle w:val="BodyText"/>
       </w:pPr>
       <w:r>
-        <w:t xml:space="preserve">ALEKSEY: Она согласилась?</w:t>
-      </w:r>
-    </w:p>
-    <w:p>
-      <w:pPr>
-        <w:pStyle w:val="BodyText"/>
-      </w:pPr>
-      <w:r>
-        <w:t xml:space="preserve">OLGA: Сказала «нет» два раза. По телефону. Третье «нет» она скажет здесь. Потом согласится.</w:t>
-      </w:r>
-    </w:p>
-    <w:p>
-      <w:pPr>
-        <w:pStyle w:val="BodyText"/>
-      </w:pPr>
-      <w:r>
-        <w:t xml:space="preserve">ZAYTSEV: Если она не согласится, совет будет из четырёх. Это законно, но неудобно.</w:t>
-      </w:r>
-    </w:p>
-    <w:p>
-      <w:pPr>
-        <w:pStyle w:val="BodyText"/>
-      </w:pPr>
-      <w:r>
-        <w:t xml:space="preserve">BORIS: Четыре ноль-ноль. Здравствуйте. Лев, всё готово?</w:t>
-      </w:r>
-    </w:p>
-    <w:p>
-      <w:pPr>
-        <w:pStyle w:val="BodyText"/>
-      </w:pPr>
-      <w:r>
-        <w:t xml:space="preserve">LEV: Всё. Две страницы превратились в сорок. Юристы.</w:t>
-      </w:r>
-    </w:p>
-    <w:p>
-      <w:pPr>
-        <w:pStyle w:val="BodyText"/>
-      </w:pPr>
-      <w:r>
-        <w:t xml:space="preserve">BORIS: Сорок страниц. А условий было шесть. Нет, пять. Шестой мы вычеркнули.</w:t>
-      </w:r>
-    </w:p>
-    <w:p>
-      <w:pPr>
-        <w:pStyle w:val="BodyText"/>
-      </w:pPr>
-      <w:r>
-        <w:t xml:space="preserve">ZAYTSEV: Нотариус ждёт. Проходите. Все участники здесь.</w:t>
+        <w:t xml:space="preserve">ALEKSEY: Но она хотя бы согласилась войти в совет?</w:t>
+      </w:r>
+    </w:p>
+    <w:p>
+      <w:pPr>
+        <w:pStyle w:val="BodyText"/>
+      </w:pPr>
+      <w:r>
+        <w:t xml:space="preserve">OLGA: По телефону она сказала «нет» два раза. Третье «нет» она скажет здесь, а потом согласится.</w:t>
+      </w:r>
+    </w:p>
+    <w:p>
+      <w:pPr>
+        <w:pStyle w:val="BodyText"/>
+      </w:pPr>
+      <w:r>
+        <w:t xml:space="preserve">ZAYTSEV: Если она не согласится, совет будет из четырёх человек. Это законно, но неудобно.</w:t>
+      </w:r>
+    </w:p>
+    <w:p>
+      <w:pPr>
+        <w:pStyle w:val="BodyText"/>
+      </w:pPr>
+      <w:r>
+        <w:t xml:space="preserve">BORIS: Четыре ноль-ноль. Здравствуйте все. Лев, у нас всё готово?</w:t>
+      </w:r>
+    </w:p>
+    <w:p>
+      <w:pPr>
+        <w:pStyle w:val="BodyText"/>
+      </w:pPr>
+      <w:r>
+        <w:t xml:space="preserve">LEV: Всё готово, только две страницы превратились в сорок. Юристы, что поделаешь.</w:t>
+      </w:r>
+    </w:p>
+    <w:p>
+      <w:pPr>
+        <w:pStyle w:val="BodyText"/>
+      </w:pPr>
+      <w:r>
+        <w:t xml:space="preserve">BORIS: Сорок страниц, а условий было шесть. Нет, пять, ведь шестой мы вычеркнули.</w:t>
+      </w:r>
+    </w:p>
+    <w:p>
+      <w:pPr>
+        <w:pStyle w:val="BodyText"/>
+      </w:pPr>
+      <w:r>
+        <w:t xml:space="preserve">ZAYTSEV: Нотариус ждёт, проходите. Все участники уже здесь.</w:t>
       </w:r>
     </w:p>
     <w:bookmarkEnd w:id="21"/>
@@ -1123,87 +1123,87 @@
         <w:pStyle w:val="FirstParagraph"/>
       </w:pPr>
       <w:r>
-        <w:t xml:space="preserve">NOTARY: Увеличение уставного капитала. Новый участник — Ланской Борис Игоревич. Двадцать процентов. Сорок миллионов.</w:t>
-      </w:r>
-    </w:p>
-    <w:p>
-      <w:pPr>
-        <w:pStyle w:val="BodyText"/>
-      </w:pPr>
-      <w:r>
-        <w:t xml:space="preserve">BORIS: Всё верно.</w:t>
-      </w:r>
-    </w:p>
-    <w:p>
-      <w:pPr>
-        <w:pStyle w:val="BodyText"/>
-      </w:pPr>
-      <w:r>
-        <w:t xml:space="preserve">NOTARY: Доли основателей после увеличения. Воронцов — сорок. Белова — двадцать. Миронова — двадцать. Ланской — двадцать.</w:t>
-      </w:r>
-    </w:p>
-    <w:p>
-      <w:pPr>
-        <w:pStyle w:val="BodyText"/>
-      </w:pPr>
-      <w:r>
-        <w:t xml:space="preserve">ALEKSEY: Сорок. Было пятьдесят.</w:t>
-      </w:r>
-    </w:p>
-    <w:p>
-      <w:pPr>
-        <w:pStyle w:val="BodyText"/>
-      </w:pPr>
-      <w:r>
-        <w:t xml:space="preserve">IRINA: Пятьдесят от девяноста тысяч. Теперь сорок — от сорока миллионов. Это называется рост.</w:t>
-      </w:r>
-    </w:p>
-    <w:p>
-      <w:pPr>
-        <w:pStyle w:val="BodyText"/>
-      </w:pPr>
-      <w:r>
-        <w:t xml:space="preserve">NOTARY: Далее. Корпоративный договор. Совет директоров. Вето по трём вопросам. Отчёт ежемесячно.</w:t>
-      </w:r>
-    </w:p>
-    <w:p>
-      <w:pPr>
-        <w:pStyle w:val="BodyText"/>
-      </w:pPr>
-      <w:r>
-        <w:t xml:space="preserve">LEV: Без бюджета. Проверьте, пожалуйста.</w:t>
-      </w:r>
-    </w:p>
-    <w:p>
-      <w:pPr>
-        <w:pStyle w:val="BodyText"/>
-      </w:pPr>
-      <w:r>
-        <w:t xml:space="preserve">NOTARY: Без бюджета. Вижу. Далее — пункт, который я не понимаю. Пункт восьмой. «Над дверью офиса висит картонка. Её не снимает никто». Простите, но я обязана спросить, что это значит.</w:t>
-      </w:r>
-    </w:p>
-    <w:p>
-      <w:pPr>
-        <w:pStyle w:val="BodyText"/>
-      </w:pPr>
-      <w:r>
-        <w:t xml:space="preserve">ZAYTSEV: Я его тоже не понимал. Два года назад. Это я его писал.</w:t>
-      </w:r>
-    </w:p>
-    <w:p>
-      <w:pPr>
-        <w:pStyle w:val="BodyText"/>
-      </w:pPr>
-      <w:r>
-        <w:t xml:space="preserve">NOTARY: Юридически этот пункт ничего не значит. Я обязана сказать. Его можно убрать без последствий.</w:t>
-      </w:r>
-    </w:p>
-    <w:p>
-      <w:pPr>
-        <w:pStyle w:val="BodyText"/>
-      </w:pPr>
-      <w:r>
-        <w:t xml:space="preserve">BORIS: Оставьте.</w:t>
+        <w:t xml:space="preserve">NOTARY: Увеличение уставного капитала. Новый участник — Ланской Борис Игоревич, двадцать процентов, сорок миллионов.</w:t>
+      </w:r>
+    </w:p>
+    <w:p>
+      <w:pPr>
+        <w:pStyle w:val="BodyText"/>
+      </w:pPr>
+      <w:r>
+        <w:t xml:space="preserve">BORIS: Да, всё верно, подтверждаю.</w:t>
+      </w:r>
+    </w:p>
+    <w:p>
+      <w:pPr>
+        <w:pStyle w:val="BodyText"/>
+      </w:pPr>
+      <w:r>
+        <w:t xml:space="preserve">NOTARY: Доли основателей после увеличения: Воронцов — сорок, Белова — двадцать, Миронова — двадцать, Ланской — двадцать.</w:t>
+      </w:r>
+    </w:p>
+    <w:p>
+      <w:pPr>
+        <w:pStyle w:val="BodyText"/>
+      </w:pPr>
+      <w:r>
+        <w:t xml:space="preserve">ALEKSEY: Сорок процентов, а раньше было пятьдесят.</w:t>
+      </w:r>
+    </w:p>
+    <w:p>
+      <w:pPr>
+        <w:pStyle w:val="BodyText"/>
+      </w:pPr>
+      <w:r>
+        <w:t xml:space="preserve">IRINA: Раньше было пятьдесят от девяноста тысяч, а теперь сорок от сорока миллионов. Это называется рост.</w:t>
+      </w:r>
+    </w:p>
+    <w:p>
+      <w:pPr>
+        <w:pStyle w:val="BodyText"/>
+      </w:pPr>
+      <w:r>
+        <w:t xml:space="preserve">NOTARY: Далее корпоративный договор: совет директоров, вето по трём вопросам и ежемесячный отчёт.</w:t>
+      </w:r>
+    </w:p>
+    <w:p>
+      <w:pPr>
+        <w:pStyle w:val="BodyText"/>
+      </w:pPr>
+      <w:r>
+        <w:t xml:space="preserve">LEV: Без бюджета в списке вето. Проверьте, пожалуйста, это важно.</w:t>
+      </w:r>
+    </w:p>
+    <w:p>
+      <w:pPr>
+        <w:pStyle w:val="BodyText"/>
+      </w:pPr>
+      <w:r>
+        <w:t xml:space="preserve">NOTARY: Без бюджета, вижу. Далее пункт, который я не понимаю, пункт восьмой: «Над дверью офиса висит картонка. Её не снимает никто». Простите, но я обязана спросить, что это значит, потому что такого я ещё не встречала.</w:t>
+      </w:r>
+    </w:p>
+    <w:p>
+      <w:pPr>
+        <w:pStyle w:val="BodyText"/>
+      </w:pPr>
+      <w:r>
+        <w:t xml:space="preserve">ZAYTSEV: Я его тоже не понимал два года назад, хотя это я его писал.</w:t>
+      </w:r>
+    </w:p>
+    <w:p>
+      <w:pPr>
+        <w:pStyle w:val="BodyText"/>
+      </w:pPr>
+      <w:r>
+        <w:t xml:space="preserve">NOTARY: Юридически этот пункт ничего не значит, и я обязана вам это сказать. Его можно убрать без последствий.</w:t>
+      </w:r>
+    </w:p>
+    <w:p>
+      <w:pPr>
+        <w:pStyle w:val="BodyText"/>
+      </w:pPr>
+      <w:r>
+        <w:t xml:space="preserve">BORIS: Оставьте его, пожалуйста, как есть.</w:t>
       </w:r>
     </w:p>
     <w:p>
@@ -1227,127 +1227,127 @@
         <w:pStyle w:val="BodyText"/>
       </w:pPr>
       <w:r>
-        <w:t xml:space="preserve">NOTARY: Простите. Сорок миллионов — за картонку?</w:t>
-      </w:r>
-    </w:p>
-    <w:p>
-      <w:pPr>
-        <w:pStyle w:val="BodyText"/>
-      </w:pPr>
-      <w:r>
-        <w:t xml:space="preserve">BORIS: За людей, которые её повесили. Это одно и то же.</w:t>
-      </w:r>
-    </w:p>
-    <w:p>
-      <w:pPr>
-        <w:pStyle w:val="BodyText"/>
-      </w:pPr>
-      <w:r>
-        <w:t xml:space="preserve">NOTARY: Хорошо. Пункт восьмой остаётся. Я двадцать лет нотариус. Первый раз инвестор защищает бабушку.</w:t>
-      </w:r>
-    </w:p>
-    <w:p>
-      <w:pPr>
-        <w:pStyle w:val="BodyText"/>
-      </w:pPr>
-      <w:r>
-        <w:t xml:space="preserve">OLGA: Первый раз нотариус её видит. Мы привыкли.</w:t>
-      </w:r>
-    </w:p>
-    <w:p>
-      <w:pPr>
-        <w:pStyle w:val="BodyText"/>
-      </w:pPr>
-      <w:r>
-        <w:t xml:space="preserve">NOTARY: Далее. Совет директоров. Пять человек. Независимый член — Зуева Нина Аркадьевна. Она здесь?</w:t>
-      </w:r>
-    </w:p>
-    <w:p>
-      <w:pPr>
-        <w:pStyle w:val="BodyText"/>
-      </w:pPr>
-      <w:r>
-        <w:t xml:space="preserve">OLGA: Подходит. Вот она.</w:t>
-      </w:r>
-    </w:p>
-    <w:p>
-      <w:pPr>
-        <w:pStyle w:val="BodyText"/>
-      </w:pPr>
-      <w:r>
-        <w:t xml:space="preserve">ZUEVA: Добрый день. Простите за опоздание. Я хотела сказать сразу: нет.</w:t>
-      </w:r>
-    </w:p>
-    <w:p>
-      <w:pPr>
-        <w:pStyle w:val="BodyText"/>
-      </w:pPr>
-      <w:r>
-        <w:t xml:space="preserve">NOTARY: Нет?</w:t>
-      </w:r>
-    </w:p>
-    <w:p>
-      <w:pPr>
-        <w:pStyle w:val="BodyText"/>
-      </w:pPr>
-      <w:r>
-        <w:t xml:space="preserve">ZUEVA: Нет. Я не гожусь в совет. Я ничего не понимаю в бизнесе.</w:t>
-      </w:r>
-    </w:p>
-    <w:p>
-      <w:pPr>
-        <w:pStyle w:val="BodyText"/>
-      </w:pPr>
-      <w:r>
-        <w:t xml:space="preserve">OLGA: Нина, это первое «нет». Говорите второе.</w:t>
-      </w:r>
-    </w:p>
-    <w:p>
-      <w:pPr>
-        <w:pStyle w:val="BodyText"/>
-      </w:pPr>
-      <w:r>
-        <w:t xml:space="preserve">ZUEVA: Второе — у меня нет времени. Лаборатория, сто двадцать клиентов, три аккредитации.</w:t>
-      </w:r>
-    </w:p>
-    <w:p>
-      <w:pPr>
-        <w:pStyle w:val="BodyText"/>
-      </w:pPr>
-      <w:r>
-        <w:t xml:space="preserve">OLGA: Второе. А третье?</w:t>
-      </w:r>
-    </w:p>
-    <w:p>
-      <w:pPr>
-        <w:pStyle w:val="BodyText"/>
-      </w:pPr>
-      <w:r>
-        <w:t xml:space="preserve">ZUEVA: Третье… Ольга, вы знаете, что я скажу. Я боюсь. Совет — это деньги. Я тридцать лет держусь от денег подальше. Из-за этого мне верят. Совет меня испортит.</w:t>
-      </w:r>
-    </w:p>
-    <w:p>
-      <w:pPr>
-        <w:pStyle w:val="BodyText"/>
-      </w:pPr>
-      <w:r>
-        <w:t xml:space="preserve">BORIS: Нина Аркадьевна, можно я? Ланской. Новый член совета.</w:t>
-      </w:r>
-    </w:p>
-    <w:p>
-      <w:pPr>
-        <w:pStyle w:val="BodyText"/>
-      </w:pPr>
-      <w:r>
-        <w:t xml:space="preserve">ZUEVA: Слушаю.</w:t>
-      </w:r>
-    </w:p>
-    <w:p>
-      <w:pPr>
-        <w:pStyle w:val="BodyText"/>
-      </w:pPr>
-      <w:r>
-        <w:t xml:space="preserve">BORIS: Вам будут платить за день заседания. Фиксированно. Как Корниловой. Не зависит от прибыли. Вам не нужно понимать бизнес. Вам нужно говорить, где правда, а где нет. Как в вашей лаборатории.</w:t>
+        <w:t xml:space="preserve">NOTARY: Простите, я правильно поняла? Сорок миллионов — за картонку?</w:t>
+      </w:r>
+    </w:p>
+    <w:p>
+      <w:pPr>
+        <w:pStyle w:val="BodyText"/>
+      </w:pPr>
+      <w:r>
+        <w:t xml:space="preserve">BORIS: За людей, которые её повесили, а это одно и то же.</w:t>
+      </w:r>
+    </w:p>
+    <w:p>
+      <w:pPr>
+        <w:pStyle w:val="BodyText"/>
+      </w:pPr>
+      <w:r>
+        <w:t xml:space="preserve">NOTARY: Хорошо, пункт восьмой остаётся. Я двадцать лет нотариус, и первый раз инвестор защищает бабушку.</w:t>
+      </w:r>
+    </w:p>
+    <w:p>
+      <w:pPr>
+        <w:pStyle w:val="BodyText"/>
+      </w:pPr>
+      <w:r>
+        <w:t xml:space="preserve">OLGA: Это вы первый раз её видите, а мы уже привыкли.</w:t>
+      </w:r>
+    </w:p>
+    <w:p>
+      <w:pPr>
+        <w:pStyle w:val="BodyText"/>
+      </w:pPr>
+      <w:r>
+        <w:t xml:space="preserve">NOTARY: Далее совет директоров из пяти человек. Независимый член — Зуева Нина Аркадьевна. Она здесь?</w:t>
+      </w:r>
+    </w:p>
+    <w:p>
+      <w:pPr>
+        <w:pStyle w:val="BodyText"/>
+      </w:pPr>
+      <w:r>
+        <w:t xml:space="preserve">OLGA: Подходит, вот она, как раз вовремя.</w:t>
+      </w:r>
+    </w:p>
+    <w:p>
+      <w:pPr>
+        <w:pStyle w:val="BodyText"/>
+      </w:pPr>
+      <w:r>
+        <w:t xml:space="preserve">ZUEVA: Добрый день, простите за опоздание. Я хотела сказать сразу: нет.</w:t>
+      </w:r>
+    </w:p>
+    <w:p>
+      <w:pPr>
+        <w:pStyle w:val="BodyText"/>
+      </w:pPr>
+      <w:r>
+        <w:t xml:space="preserve">NOTARY: Нет? Вы отказываетесь входить в совет?</w:t>
+      </w:r>
+    </w:p>
+    <w:p>
+      <w:pPr>
+        <w:pStyle w:val="BodyText"/>
+      </w:pPr>
+      <w:r>
+        <w:t xml:space="preserve">ZUEVA: Нет. Я не гожусь в совет, потому что ничего не понимаю в бизнесе.</w:t>
+      </w:r>
+    </w:p>
+    <w:p>
+      <w:pPr>
+        <w:pStyle w:val="BodyText"/>
+      </w:pPr>
+      <w:r>
+        <w:t xml:space="preserve">OLGA: Нина, это было первое «нет». Говорите второе.</w:t>
+      </w:r>
+    </w:p>
+    <w:p>
+      <w:pPr>
+        <w:pStyle w:val="BodyText"/>
+      </w:pPr>
+      <w:r>
+        <w:t xml:space="preserve">ZUEVA: Второе — у меня нет времени. У меня лаборатория, сто двадцать клиентов и три аккредитации.</w:t>
+      </w:r>
+    </w:p>
+    <w:p>
+      <w:pPr>
+        <w:pStyle w:val="BodyText"/>
+      </w:pPr>
+      <w:r>
+        <w:t xml:space="preserve">OLGA: Это второе. А какое будет третье?</w:t>
+      </w:r>
+    </w:p>
+    <w:p>
+      <w:pPr>
+        <w:pStyle w:val="BodyText"/>
+      </w:pPr>
+      <w:r>
+        <w:t xml:space="preserve">ZUEVA: Третье… Ольга, вы знаете, что я скажу. Я боюсь. Совет — это деньги, а я тридцать лет держусь от денег подальше. Из-за этого мне и верят. Совет меня испортит, и тогда мне перестанут верить.</w:t>
+      </w:r>
+    </w:p>
+    <w:p>
+      <w:pPr>
+        <w:pStyle w:val="BodyText"/>
+      </w:pPr>
+      <w:r>
+        <w:t xml:space="preserve">BORIS: Нина Аркадьевна, можно я скажу? Ланской, новый член совета.</w:t>
+      </w:r>
+    </w:p>
+    <w:p>
+      <w:pPr>
+        <w:pStyle w:val="BodyText"/>
+      </w:pPr>
+      <w:r>
+        <w:t xml:space="preserve">ZUEVA: Слушаю вас, Борис Игоревич.</w:t>
+      </w:r>
+    </w:p>
+    <w:p>
+      <w:pPr>
+        <w:pStyle w:val="BodyText"/>
+      </w:pPr>
+      <w:r>
+        <w:t xml:space="preserve">BORIS: Вам будут платить за день заседания, фиксированно, как Корниловой, и это не зависит от прибыли. Вам не нужно понимать бизнес. Вам нужно говорить, где правда, а где нет, как в вашей лаборатории.</w:t>
       </w:r>
     </w:p>
     <w:p>
@@ -1363,15 +1363,15 @@
         <w:pStyle w:val="BodyText"/>
       </w:pPr>
       <w:r>
-        <w:t xml:space="preserve">BORIS: Тогда вы уйдёте в тот же день. И напишете в протокол почему.</w:t>
-      </w:r>
-    </w:p>
-    <w:p>
-      <w:pPr>
-        <w:pStyle w:val="BodyText"/>
-      </w:pPr>
-      <w:r>
-        <w:t xml:space="preserve">ZUEVA: Это условие?</w:t>
+        <w:t xml:space="preserve">BORIS: Тогда вы уйдёте в тот же день и напишете в протокол почему.</w:t>
+      </w:r>
+    </w:p>
+    <w:p>
+      <w:pPr>
+        <w:pStyle w:val="BodyText"/>
+      </w:pPr>
+      <w:r>
+        <w:t xml:space="preserve">ZUEVA: Это ваше условие для меня?</w:t>
       </w:r>
     </w:p>
     <w:p>
@@ -1387,15 +1387,15 @@
         <w:pStyle w:val="BodyText"/>
       </w:pPr>
       <w:r>
-        <w:t xml:space="preserve">ZUEVA: Ладно. Три «нет» сказаны. Я согласна. Где подписать?</w:t>
-      </w:r>
-    </w:p>
-    <w:p>
-      <w:pPr>
-        <w:pStyle w:val="BodyText"/>
-      </w:pPr>
-      <w:r>
-        <w:t xml:space="preserve">OLGA: Я же говорила. Три раза — и согласится.</w:t>
+        <w:t xml:space="preserve">ZUEVA: Ладно, все три «нет» сказаны, так что я согласна. Где мне подписать?</w:t>
+      </w:r>
+    </w:p>
+    <w:p>
+      <w:pPr>
+        <w:pStyle w:val="BodyText"/>
+      </w:pPr>
+      <w:r>
+        <w:t xml:space="preserve">OLGA: Я же говорила: три раза скажет «нет», а потом согласится.</w:t>
       </w:r>
     </w:p>
     <w:bookmarkEnd w:id="22"/>
@@ -1413,199 +1413,199 @@
         <w:pStyle w:val="FirstParagraph"/>
       </w:pPr>
       <w:r>
-        <w:t xml:space="preserve">NOTARY: Подписано. Всё. Документы уйдут в налоговую сегодня. Изменения в реестре — через пять рабочих дней.</w:t>
-      </w:r>
-    </w:p>
-    <w:p>
-      <w:pPr>
-        <w:pStyle w:val="BodyText"/>
-      </w:pPr>
-      <w:r>
-        <w:t xml:space="preserve">IRINA: А деньги? Борис Игоревич, перевод отправлен?</w:t>
-      </w:r>
-    </w:p>
-    <w:p>
-      <w:pPr>
-        <w:pStyle w:val="BodyText"/>
-      </w:pPr>
-      <w:r>
-        <w:t xml:space="preserve">LEV: Отправлен в два часа. С расчётного счёта холдинга. Сорок миллионов. Назначение — «вклад в уставный капитал».</w:t>
-      </w:r>
-    </w:p>
-    <w:p>
-      <w:pPr>
-        <w:pStyle w:val="BodyText"/>
-      </w:pPr>
-      <w:r>
-        <w:t xml:space="preserve">IRINA: В два часа. Сейчас без десяти пять. Должны были прийти час назад.</w:t>
-      </w:r>
-    </w:p>
-    <w:p>
-      <w:pPr>
-        <w:pStyle w:val="BodyText"/>
-      </w:pPr>
-      <w:r>
-        <w:t xml:space="preserve">ALEKSEY: Может, банк медленный?</w:t>
-      </w:r>
-    </w:p>
-    <w:p>
-      <w:pPr>
-        <w:pStyle w:val="BodyText"/>
-      </w:pPr>
-      <w:r>
-        <w:t xml:space="preserve">IRINA: Банк быстрый. Если не пришло — значит, держат. Я позвоню Григорьеву.</w:t>
-      </w:r>
-    </w:p>
-    <w:p>
-      <w:pPr>
-        <w:pStyle w:val="BodyText"/>
-      </w:pPr>
-      <w:r>
-        <w:t xml:space="preserve">GRIGORYEV: Ирина Сергеевна, как раз хотел звонить. Платёж на сорок миллионов остановил наш комплаенс.</w:t>
-      </w:r>
-    </w:p>
-    <w:p>
-      <w:pPr>
-        <w:pStyle w:val="BodyText"/>
-      </w:pPr>
-      <w:r>
-        <w:t xml:space="preserve">IRINA: Почему?</w:t>
-      </w:r>
-    </w:p>
-    <w:p>
-      <w:pPr>
-        <w:pStyle w:val="BodyText"/>
-      </w:pPr>
-      <w:r>
-        <w:t xml:space="preserve">GRIGORYEV: Большая сумма. Новый участник. Нам нужно подтвердить источник средств. Это стандартная проверка. Обычно — три дня.</w:t>
-      </w:r>
-    </w:p>
-    <w:p>
-      <w:pPr>
-        <w:pStyle w:val="BodyText"/>
-      </w:pPr>
-      <w:r>
-        <w:t xml:space="preserve">ALEKSEY: Три дня? Завтра первый платёж Сеулу за второй контейнер.</w:t>
-      </w:r>
-    </w:p>
-    <w:p>
-      <w:pPr>
-        <w:pStyle w:val="BodyText"/>
-      </w:pPr>
-      <w:r>
-        <w:t xml:space="preserve">IRINA: Павел Андреевич, что вам нужно? Конкретно. Список.</w:t>
-      </w:r>
-    </w:p>
-    <w:p>
-      <w:pPr>
-        <w:pStyle w:val="BodyText"/>
-      </w:pPr>
-      <w:r>
-        <w:t xml:space="preserve">GRIGORYEV: Отчётность холдинга за три года. Аудит. Нотариальные документы. И объяснение — откуда деньги.</w:t>
-      </w:r>
-    </w:p>
-    <w:p>
-      <w:pPr>
-        <w:pStyle w:val="BodyText"/>
-      </w:pPr>
-      <w:r>
-        <w:t xml:space="preserve">IRINA: Аудиторские заключения — у меня. Пять лет назад я их писала сама. Последние — у Льва Марковича.</w:t>
-      </w:r>
-    </w:p>
-    <w:p>
-      <w:pPr>
-        <w:pStyle w:val="BodyText"/>
-      </w:pPr>
-      <w:r>
-        <w:t xml:space="preserve">LEV: Отправлю через десять минут. С подписью главного бухгалтера холдинга.</w:t>
-      </w:r>
-    </w:p>
-    <w:p>
-      <w:pPr>
-        <w:pStyle w:val="BodyText"/>
-      </w:pPr>
-      <w:r>
-        <w:t xml:space="preserve">ZAYTSEV: Нотариальные — у меня. Сканы — через пять минут.</w:t>
-      </w:r>
-    </w:p>
-    <w:p>
-      <w:pPr>
-        <w:pStyle w:val="BodyText"/>
-      </w:pPr>
-      <w:r>
-        <w:t xml:space="preserve">GRIGORYEV: А объяснение? Откуда деньги?</w:t>
-      </w:r>
-    </w:p>
-    <w:p>
-      <w:pPr>
-        <w:pStyle w:val="BodyText"/>
-      </w:pPr>
-      <w:r>
-        <w:t xml:space="preserve">BORIS: Дайте мне трубку. Павел Андреевич? Ланской. Деньги — от продажи жилого комплекса в Подольске. Два года назад. Налоги заплачены. Всё в отчётности. Тридцать лет я ничего не прятал. Пусть ваш комплаенс смотрит.</w:t>
-      </w:r>
-    </w:p>
-    <w:p>
-      <w:pPr>
-        <w:pStyle w:val="BodyText"/>
-      </w:pPr>
-      <w:r>
-        <w:t xml:space="preserve">GRIGORYEV: Борис Игоревич, я не сомневаюсь. Но правила…</w:t>
-      </w:r>
-    </w:p>
-    <w:p>
-      <w:pPr>
-        <w:pStyle w:val="BodyText"/>
-      </w:pPr>
-      <w:r>
-        <w:t xml:space="preserve">BORIS: Правила — правильные. Я их уважаю. Сколько вам нужно времени, если документы будут через десять минут?</w:t>
-      </w:r>
-    </w:p>
-    <w:p>
-      <w:pPr>
-        <w:pStyle w:val="BodyText"/>
-      </w:pPr>
-      <w:r>
-        <w:t xml:space="preserve">GRIGORYEV: Если всё будет — я попробую сегодня. Операционный день до шести.</w:t>
-      </w:r>
-    </w:p>
-    <w:p>
-      <w:pPr>
-        <w:pStyle w:val="BodyText"/>
-      </w:pPr>
-      <w:r>
-        <w:t xml:space="preserve">IRINA: Пятьдесят минут.</w:t>
-      </w:r>
-    </w:p>
-    <w:p>
-      <w:pPr>
-        <w:pStyle w:val="BodyText"/>
-      </w:pPr>
-      <w:r>
-        <w:t xml:space="preserve">OLGA: Мы ждали удостоверение девять месяцев. Пятьдесят минут — это перерыв на кофе.</w:t>
-      </w:r>
-    </w:p>
-    <w:p>
-      <w:pPr>
-        <w:pStyle w:val="BodyText"/>
-      </w:pPr>
-      <w:r>
-        <w:t xml:space="preserve">ALEKSEY: Ольга Петровна, я не могу пить кофе. У меня руки дрожат.</w:t>
-      </w:r>
-    </w:p>
-    <w:p>
-      <w:pPr>
-        <w:pStyle w:val="BodyText"/>
-      </w:pPr>
-      <w:r>
-        <w:t xml:space="preserve">OLGA: Опять? Как в день удостоверения? Тогда звонила Ирина. Звоните сейчас Сеулу. Скажите правду: платёж может задержаться на день. Корейцы ценят звонок до, а не объяснение после.</w:t>
-      </w:r>
-    </w:p>
-    <w:p>
-      <w:pPr>
-        <w:pStyle w:val="BodyText"/>
-      </w:pPr>
-      <w:r>
-        <w:t xml:space="preserve">ALEKSEY: Доюн? Это я. Может быть, завтрашний платёж задержится. Банк проверяет инвестора.</w:t>
+        <w:t xml:space="preserve">NOTARY: Подписано, это всё. Документы уйдут в налоговую сегодня, а изменения в реестре появятся через пять рабочих дней.</w:t>
+      </w:r>
+    </w:p>
+    <w:p>
+      <w:pPr>
+        <w:pStyle w:val="BodyText"/>
+      </w:pPr>
+      <w:r>
+        <w:t xml:space="preserve">IRINA: А деньги? Борис Игоревич, перевод уже отправлен?</w:t>
+      </w:r>
+    </w:p>
+    <w:p>
+      <w:pPr>
+        <w:pStyle w:val="BodyText"/>
+      </w:pPr>
+      <w:r>
+        <w:t xml:space="preserve">LEV: Отправлен в два часа с расчётного счёта холдинга: сорок миллионов, назначение — «вклад в уставный капитал».</w:t>
+      </w:r>
+    </w:p>
+    <w:p>
+      <w:pPr>
+        <w:pStyle w:val="BodyText"/>
+      </w:pPr>
+      <w:r>
+        <w:t xml:space="preserve">IRINA: В два часа? Сейчас без десяти пять, а они должны были прийти ещё час назад.</w:t>
+      </w:r>
+    </w:p>
+    <w:p>
+      <w:pPr>
+        <w:pStyle w:val="BodyText"/>
+      </w:pPr>
+      <w:r>
+        <w:t xml:space="preserve">ALEKSEY: Может быть, банк просто медленный?</w:t>
+      </w:r>
+    </w:p>
+    <w:p>
+      <w:pPr>
+        <w:pStyle w:val="BodyText"/>
+      </w:pPr>
+      <w:r>
+        <w:t xml:space="preserve">IRINA: Банк быстрый. Если деньги не пришли, значит, их держат. Я позвоню Григорьеву.</w:t>
+      </w:r>
+    </w:p>
+    <w:p>
+      <w:pPr>
+        <w:pStyle w:val="BodyText"/>
+      </w:pPr>
+      <w:r>
+        <w:t xml:space="preserve">GRIGORYEV: Ирина Сергеевна, я как раз хотел вам звонить. Платёж на сорок миллионов остановил наш комплаенс.</w:t>
+      </w:r>
+    </w:p>
+    <w:p>
+      <w:pPr>
+        <w:pStyle w:val="BodyText"/>
+      </w:pPr>
+      <w:r>
+        <w:t xml:space="preserve">IRINA: Остановил? А по какой причине?</w:t>
+      </w:r>
+    </w:p>
+    <w:p>
+      <w:pPr>
+        <w:pStyle w:val="BodyText"/>
+      </w:pPr>
+      <w:r>
+        <w:t xml:space="preserve">GRIGORYEV: Большая сумма и новый участник, поэтому нам нужно подтвердить источник средств. Это стандартная проверка, обычно она занимает три дня.</w:t>
+      </w:r>
+    </w:p>
+    <w:p>
+      <w:pPr>
+        <w:pStyle w:val="BodyText"/>
+      </w:pPr>
+      <w:r>
+        <w:t xml:space="preserve">ALEKSEY: Три дня? Но ведь завтра первый платёж Сеулу за второй контейнер.</w:t>
+      </w:r>
+    </w:p>
+    <w:p>
+      <w:pPr>
+        <w:pStyle w:val="BodyText"/>
+      </w:pPr>
+      <w:r>
+        <w:t xml:space="preserve">IRINA: Павел Андреевич, что конкретно вам нужно? Дайте, пожалуйста, список.</w:t>
+      </w:r>
+    </w:p>
+    <w:p>
+      <w:pPr>
+        <w:pStyle w:val="BodyText"/>
+      </w:pPr>
+      <w:r>
+        <w:t xml:space="preserve">GRIGORYEV: Отчётность холдинга за три года, аудит и нотариальные документы. И объяснение, откуда деньги.</w:t>
+      </w:r>
+    </w:p>
+    <w:p>
+      <w:pPr>
+        <w:pStyle w:val="BodyText"/>
+      </w:pPr>
+      <w:r>
+        <w:t xml:space="preserve">IRINA: Аудиторские заключения пятилетней давности у меня, я их писала сама. А последние у Льва Марковича.</w:t>
+      </w:r>
+    </w:p>
+    <w:p>
+      <w:pPr>
+        <w:pStyle w:val="BodyText"/>
+      </w:pPr>
+      <w:r>
+        <w:t xml:space="preserve">LEV: Отправлю через десять минут, с подписью главного бухгалтера холдинга.</w:t>
+      </w:r>
+    </w:p>
+    <w:p>
+      <w:pPr>
+        <w:pStyle w:val="BodyText"/>
+      </w:pPr>
+      <w:r>
+        <w:t xml:space="preserve">ZAYTSEV: Нотариальные документы у меня, сканы будут через пять минут.</w:t>
+      </w:r>
+    </w:p>
+    <w:p>
+      <w:pPr>
+        <w:pStyle w:val="BodyText"/>
+      </w:pPr>
+      <w:r>
+        <w:t xml:space="preserve">GRIGORYEV: А объяснение? Откуда эти деньги?</w:t>
+      </w:r>
+    </w:p>
+    <w:p>
+      <w:pPr>
+        <w:pStyle w:val="BodyText"/>
+      </w:pPr>
+      <w:r>
+        <w:t xml:space="preserve">BORIS: Дайте мне трубку. Павел Андреевич? Ланской. Деньги — от продажи жилого комплекса в Подольске. Два года назад. Налоги заплачены. Всё в отчётности. Тридцать лет я ничего не прятал. Пусть ваш комплаенс смотрит, сколько ему нужно.</w:t>
+      </w:r>
+    </w:p>
+    <w:p>
+      <w:pPr>
+        <w:pStyle w:val="BodyText"/>
+      </w:pPr>
+      <w:r>
+        <w:t xml:space="preserve">GRIGORYEV: Борис Игоревич, я в вас не сомневаюсь. Но правила есть правила…</w:t>
+      </w:r>
+    </w:p>
+    <w:p>
+      <w:pPr>
+        <w:pStyle w:val="BodyText"/>
+      </w:pPr>
+      <w:r>
+        <w:t xml:space="preserve">BORIS: Правила правильные, и я их уважаю. Сколько вам нужно времени, если документы будут через десять минут?</w:t>
+      </w:r>
+    </w:p>
+    <w:p>
+      <w:pPr>
+        <w:pStyle w:val="BodyText"/>
+      </w:pPr>
+      <w:r>
+        <w:t xml:space="preserve">GRIGORYEV: Если всё будет, я попробую сегодня. Операционный день у нас до шести.</w:t>
+      </w:r>
+    </w:p>
+    <w:p>
+      <w:pPr>
+        <w:pStyle w:val="BodyText"/>
+      </w:pPr>
+      <w:r>
+        <w:t xml:space="preserve">IRINA: Значит, у нас есть пятьдесят минут.</w:t>
+      </w:r>
+    </w:p>
+    <w:p>
+      <w:pPr>
+        <w:pStyle w:val="BodyText"/>
+      </w:pPr>
+      <w:r>
+        <w:t xml:space="preserve">OLGA: Мы ждали удостоверение девять месяцев, так что пятьдесят минут — это просто перерыв на кофе.</w:t>
+      </w:r>
+    </w:p>
+    <w:p>
+      <w:pPr>
+        <w:pStyle w:val="BodyText"/>
+      </w:pPr>
+      <w:r>
+        <w:t xml:space="preserve">ALEKSEY: Ольга Петровна, я не могу пить кофе, у меня руки дрожат.</w:t>
+      </w:r>
+    </w:p>
+    <w:p>
+      <w:pPr>
+        <w:pStyle w:val="BodyText"/>
+      </w:pPr>
+      <w:r>
+        <w:t xml:space="preserve">OLGA: Опять, как в день удостоверения? Тогда звонила Ирина. А сейчас звоните Сеулу и скажите правду: платёж может задержаться на день. Корейцы ценят звонок до, а не объяснение после, и вы это уже знаете.</w:t>
+      </w:r>
+    </w:p>
+    <w:p>
+      <w:pPr>
+        <w:pStyle w:val="BodyText"/>
+      </w:pPr>
+      <w:r>
+        <w:t xml:space="preserve">ALEKSEY: Доюн? Это я. Возможно, завтрашний платёж задержится, потому что банк проверяет инвестора.</w:t>
       </w:r>
     </w:p>
     <w:p>
@@ -1621,31 +1621,31 @@
         <w:pStyle w:val="BodyText"/>
       </w:pPr>
       <w:r>
-        <w:t xml:space="preserve">ALEKSEY: Передай: если завтра не придёт — я позвоню в десять утра. С точной датой.</w:t>
-      </w:r>
-    </w:p>
-    <w:p>
-      <w:pPr>
-        <w:pStyle w:val="BodyText"/>
-      </w:pPr>
-      <w:r>
-        <w:t xml:space="preserve">DOYUN: Передал. Он кивает. Он говорит, что ты научился звонить до, а не после.</w:t>
-      </w:r>
-    </w:p>
-    <w:p>
-      <w:pPr>
-        <w:pStyle w:val="BodyText"/>
-      </w:pPr>
-      <w:r>
-        <w:t xml:space="preserve">ALEKSEY: Спасибо, Доюн. Я этому научился у вас.</w:t>
-      </w:r>
-    </w:p>
-    <w:p>
-      <w:pPr>
-        <w:pStyle w:val="BodyText"/>
-      </w:pPr>
-      <w:r>
-        <w:t xml:space="preserve">DOYUN: Не у нас. У бабушки. Она всегда говорит правду до того, как спросят.</w:t>
+        <w:t xml:space="preserve">ALEKSEY: Передай ему, что если завтра деньги не придут, я позвоню в десять утра и назову точную дату.</w:t>
+      </w:r>
+    </w:p>
+    <w:p>
+      <w:pPr>
+        <w:pStyle w:val="BodyText"/>
+      </w:pPr>
+      <w:r>
+        <w:t xml:space="preserve">DOYUN: Передал. Он кивает и говорит, что ты научился звонить до, а не после.</w:t>
+      </w:r>
+    </w:p>
+    <w:p>
+      <w:pPr>
+        <w:pStyle w:val="BodyText"/>
+      </w:pPr>
+      <w:r>
+        <w:t xml:space="preserve">ALEKSEY: Спасибо, Доюн. Я ведь этому научился у вас.</w:t>
+      </w:r>
+    </w:p>
+    <w:p>
+      <w:pPr>
+        <w:pStyle w:val="BodyText"/>
+      </w:pPr>
+      <w:r>
+        <w:t xml:space="preserve">DOYUN: Не у нас, а у бабушки. Она всегда говорит правду до того, как её спросят.</w:t>
       </w:r>
     </w:p>
     <w:bookmarkEnd w:id="23"/>
@@ -1663,87 +1663,87 @@
         <w:pStyle w:val="FirstParagraph"/>
       </w:pPr>
       <w:r>
-        <w:t xml:space="preserve">IRINA: Семнадцать пятьдесят восемь. Обновляю выписку. Обновляю…</w:t>
-      </w:r>
-    </w:p>
-    <w:p>
-      <w:pPr>
-        <w:pStyle w:val="BodyText"/>
-      </w:pPr>
-      <w:r>
-        <w:t xml:space="preserve">BORIS: Не торопись, Белова. Деньги не убегут. Они уже ничьи. Они — ваши.</w:t>
-      </w:r>
-    </w:p>
-    <w:p>
-      <w:pPr>
-        <w:pStyle w:val="BodyText"/>
-      </w:pPr>
-      <w:r>
-        <w:t xml:space="preserve">IRINA: Пришли. Сорок миллионов. Семнадцать пятьдесят восемь. Назначение — «вклад в уставный капитал». Статус — зачислено.</w:t>
-      </w:r>
-    </w:p>
-    <w:p>
-      <w:pPr>
-        <w:pStyle w:val="BodyText"/>
-      </w:pPr>
-      <w:r>
-        <w:t xml:space="preserve">LEV: Две минуты до конца операционного дня. Борис, ты всегда так.</w:t>
-      </w:r>
-    </w:p>
-    <w:p>
-      <w:pPr>
-        <w:pStyle w:val="BodyText"/>
-      </w:pPr>
-      <w:r>
-        <w:t xml:space="preserve">BORIS: Не я. Банк. Я перевёл в два.</w:t>
-      </w:r>
-    </w:p>
-    <w:p>
-      <w:pPr>
-        <w:pStyle w:val="BodyText"/>
-      </w:pPr>
-      <w:r>
-        <w:t xml:space="preserve">IRINA: Теперь — первое правило. Мы записали его два года назад. Алексей, ваш второй кредит.</w:t>
-      </w:r>
-    </w:p>
-    <w:p>
-      <w:pPr>
-        <w:pStyle w:val="BodyText"/>
-      </w:pPr>
-      <w:r>
-        <w:t xml:space="preserve">ALEKSEY: Ирина, сейчас? Можно завтра. Контейнер…</w:t>
-      </w:r>
-    </w:p>
-    <w:p>
-      <w:pPr>
-        <w:pStyle w:val="BodyText"/>
-      </w:pPr>
-      <w:r>
-        <w:t xml:space="preserve">IRINA: Сейчас. Пять миллионов. Это первые деньги из инвестиции. Так записано в протоколе. С моей подписью и вашей. Контейнер оплатим из остального. Я посчитала ещё в июле.</w:t>
-      </w:r>
-    </w:p>
-    <w:p>
-      <w:pPr>
-        <w:pStyle w:val="BodyText"/>
-      </w:pPr>
-      <w:r>
-        <w:t xml:space="preserve">ALEKSEY: Вы посчитали это в июле?</w:t>
-      </w:r>
-    </w:p>
-    <w:p>
-      <w:pPr>
-        <w:pStyle w:val="BodyText"/>
-      </w:pPr>
-      <w:r>
-        <w:t xml:space="preserve">IRINA: Я посчитала это два года назад. В тот день, когда вы заложили квартиру второй раз. Просто ждала денег. И с того дня каждый месяц я видела этот кредит в таблице красным.</w:t>
-      </w:r>
-    </w:p>
-    <w:p>
-      <w:pPr>
-        <w:pStyle w:val="BodyText"/>
-      </w:pPr>
-      <w:r>
-        <w:t xml:space="preserve">OLGA: Алексей Николаевич, подписывайте. Вторая подпись — её. Это не обсуждается. Как говорит Борис Игоревич.</w:t>
+        <w:t xml:space="preserve">IRINA: Семнадцать пятьдесят восемь. Обновляю выписку, обновляю ещё раз…</w:t>
+      </w:r>
+    </w:p>
+    <w:p>
+      <w:pPr>
+        <w:pStyle w:val="BodyText"/>
+      </w:pPr>
+      <w:r>
+        <w:t xml:space="preserve">BORIS: Не торопись, Белова. Деньги не убегут, они уже ничьи. Они ваши.</w:t>
+      </w:r>
+    </w:p>
+    <w:p>
+      <w:pPr>
+        <w:pStyle w:val="BodyText"/>
+      </w:pPr>
+      <w:r>
+        <w:t xml:space="preserve">IRINA: Пришли! Сорок миллионов, семнадцать пятьдесят восемь, назначение — «вклад в уставный капитал». Статус — зачислено.</w:t>
+      </w:r>
+    </w:p>
+    <w:p>
+      <w:pPr>
+        <w:pStyle w:val="BodyText"/>
+      </w:pPr>
+      <w:r>
+        <w:t xml:space="preserve">LEV: За две минуты до конца операционного дня. Борис, у тебя всегда так.</w:t>
+      </w:r>
+    </w:p>
+    <w:p>
+      <w:pPr>
+        <w:pStyle w:val="BodyText"/>
+      </w:pPr>
+      <w:r>
+        <w:t xml:space="preserve">BORIS: Это не я, это банк. Я перевёл в два часа, как и обещал.</w:t>
+      </w:r>
+    </w:p>
+    <w:p>
+      <w:pPr>
+        <w:pStyle w:val="BodyText"/>
+      </w:pPr>
+      <w:r>
+        <w:t xml:space="preserve">IRINA: А теперь первое правило, которое мы записали два года назад. Алексей, это ваш второй кредит.</w:t>
+      </w:r>
+    </w:p>
+    <w:p>
+      <w:pPr>
+        <w:pStyle w:val="BodyText"/>
+      </w:pPr>
+      <w:r>
+        <w:t xml:space="preserve">ALEKSEY: Ирина, прямо сейчас? Можно ведь завтра, у нас контейнер…</w:t>
+      </w:r>
+    </w:p>
+    <w:p>
+      <w:pPr>
+        <w:pStyle w:val="BodyText"/>
+      </w:pPr>
+      <w:r>
+        <w:t xml:space="preserve">IRINA: Сейчас. Пять миллионов — это первые деньги из инвестиции, так записано в протоколе, с моей подписью и вашей. А контейнер оплатим из остального, я посчитала это ещё в июле, до первой встречи на даче.</w:t>
+      </w:r>
+    </w:p>
+    <w:p>
+      <w:pPr>
+        <w:pStyle w:val="BodyText"/>
+      </w:pPr>
+      <w:r>
+        <w:t xml:space="preserve">ALEKSEY: Вы посчитали это ещё в июле?</w:t>
+      </w:r>
+    </w:p>
+    <w:p>
+      <w:pPr>
+        <w:pStyle w:val="BodyText"/>
+      </w:pPr>
+      <w:r>
+        <w:t xml:space="preserve">IRINA: Я посчитала это два года назад, в тот день, когда вы заложили квартиру второй раз, и просто ждала денег. И с того дня каждый месяц я видела этот кредит в таблице красным.</w:t>
+      </w:r>
+    </w:p>
+    <w:p>
+      <w:pPr>
+        <w:pStyle w:val="BodyText"/>
+      </w:pPr>
+      <w:r>
+        <w:t xml:space="preserve">OLGA: Алексей Николаевич, подписывайте, а вторая подпись — её. Это не обсуждается, как говорит Борис Игоревич.</w:t>
       </w:r>
     </w:p>
     <w:p>
@@ -1759,103 +1759,103 @@
         <w:pStyle w:val="BodyText"/>
       </w:pPr>
       <w:r>
-        <w:t xml:space="preserve">OLGA: Двенадцать лет. Как Назаровой.</w:t>
-      </w:r>
-    </w:p>
-    <w:p>
-      <w:pPr>
-        <w:pStyle w:val="BodyText"/>
-      </w:pPr>
-      <w:r>
-        <w:t xml:space="preserve">ALEKSEY: Подписываю. Пять миллионов. Досрочное погашение. Квартира… квартира теперь заложена только один раз.</w:t>
-      </w:r>
-    </w:p>
-    <w:p>
-      <w:pPr>
-        <w:pStyle w:val="BodyText"/>
-      </w:pPr>
-      <w:r>
-        <w:t xml:space="preserve">IRINA: Остаток кредита — четыре миллиона. Первый. Платёж в месяц — семьдесят две тысячи. Как было до лаборатории. Вы снова человек с одной ипотекой. Это первая хорошая новость в вашей таблице.</w:t>
-      </w:r>
-    </w:p>
-    <w:p>
-      <w:pPr>
-        <w:pStyle w:val="BodyText"/>
-      </w:pPr>
-      <w:r>
-        <w:t xml:space="preserve">ALEKSEY: Я позвоню маме. Нет. Сначала — бабушке. Она давала мне свои похоронные. Я не взял. Теперь можно сказать, что не нужно. Скажу ей, что её деньги могут спать спокойно.</w:t>
-      </w:r>
-    </w:p>
-    <w:p>
-      <w:pPr>
-        <w:pStyle w:val="BodyText"/>
-      </w:pPr>
-      <w:r>
-        <w:t xml:space="preserve">BORIS: Позвони. А потом — ещё одно. Как член совета директоров. Моё первое слово.</w:t>
-      </w:r>
-    </w:p>
-    <w:p>
-      <w:pPr>
-        <w:pStyle w:val="BodyText"/>
-      </w:pPr>
-      <w:r>
-        <w:t xml:space="preserve">ALEKSEY: Слушаю, Борис Игоревич.</w:t>
-      </w:r>
-    </w:p>
-    <w:p>
-      <w:pPr>
-        <w:pStyle w:val="BodyText"/>
-      </w:pPr>
-      <w:r>
-        <w:t xml:space="preserve">BORIS: Я хочу познакомиться с твоим отцом. Сегодня. Лев сказал, он в Подольске.</w:t>
-      </w:r>
-    </w:p>
-    <w:p>
-      <w:pPr>
-        <w:pStyle w:val="BodyText"/>
-      </w:pPr>
-      <w:r>
-        <w:t xml:space="preserve">ALEKSEY: Он там. До семи. Каждый последний понедельник.</w:t>
-      </w:r>
-    </w:p>
-    <w:p>
-      <w:pPr>
-        <w:pStyle w:val="BodyText"/>
-      </w:pPr>
-      <w:r>
-        <w:t xml:space="preserve">BORIS: Тогда едем в Подольск. Ты, я и Лев. Коробки — моя слабость.</w:t>
-      </w:r>
-    </w:p>
-    <w:p>
-      <w:pPr>
-        <w:pStyle w:val="BodyText"/>
-      </w:pPr>
-      <w:r>
-        <w:t xml:space="preserve">ZAYTSEV: Мне можно домой? Я сегодня ничего не делал, кроме сканов.</w:t>
-      </w:r>
-    </w:p>
-    <w:p>
-      <w:pPr>
-        <w:pStyle w:val="BodyText"/>
-      </w:pPr>
-      <w:r>
-        <w:t xml:space="preserve">OLGA: Артём, вы сделали главное. Вы два года назад записали картонку в договор. Сегодня она стоила сорок миллионов. Нотариус хотела её вычеркнуть, а инвестор не дал.</w:t>
-      </w:r>
-    </w:p>
-    <w:p>
-      <w:pPr>
-        <w:pStyle w:val="BodyText"/>
-      </w:pPr>
-      <w:r>
-        <w:t xml:space="preserve">ZAYTSEV: Я записал её, потому что Белова сказала: «Оставьте, пожалуйста». Я не знал, что это инвестиция.</w:t>
-      </w:r>
-    </w:p>
-    <w:p>
-      <w:pPr>
-        <w:pStyle w:val="BodyText"/>
-      </w:pPr>
-      <w:r>
-        <w:t xml:space="preserve">IRINA: Никто не знал. Кроме бабушки.</w:t>
+        <w:t xml:space="preserve">OLGA: Двенадцать лет, как Назаровой.</w:t>
+      </w:r>
+    </w:p>
+    <w:p>
+      <w:pPr>
+        <w:pStyle w:val="BodyText"/>
+      </w:pPr>
+      <w:r>
+        <w:t xml:space="preserve">ALEKSEY: Подписываю: пять миллионов, досрочное погашение. Квартира… квартира теперь заложена только один раз.</w:t>
+      </w:r>
+    </w:p>
+    <w:p>
+      <w:pPr>
+        <w:pStyle w:val="BodyText"/>
+      </w:pPr>
+      <w:r>
+        <w:t xml:space="preserve">IRINA: Остаток первого кредита — четыре миллиона, платёж в месяц семьдесят две тысячи, как было до лаборатории. Вы снова человек с одной ипотекой. Это первая хорошая новость в вашей таблице, и я её закрашиваю зелёным.</w:t>
+      </w:r>
+    </w:p>
+    <w:p>
+      <w:pPr>
+        <w:pStyle w:val="BodyText"/>
+      </w:pPr>
+      <w:r>
+        <w:t xml:space="preserve">ALEKSEY: Я позвоню маме. Нет, сначала бабушке. Она давала мне свои похоронные, а я не взял. Теперь можно сказать, что они не нужны, и её деньги могут спать спокойно, как она сама давно не спала.</w:t>
+      </w:r>
+    </w:p>
+    <w:p>
+      <w:pPr>
+        <w:pStyle w:val="BodyText"/>
+      </w:pPr>
+      <w:r>
+        <w:t xml:space="preserve">BORIS: Позвони. А потом ещё одно, как член совета директоров. Это будет моё первое слово.</w:t>
+      </w:r>
+    </w:p>
+    <w:p>
+      <w:pPr>
+        <w:pStyle w:val="BodyText"/>
+      </w:pPr>
+      <w:r>
+        <w:t xml:space="preserve">ALEKSEY: Слушаю вас, Борис Игоревич.</w:t>
+      </w:r>
+    </w:p>
+    <w:p>
+      <w:pPr>
+        <w:pStyle w:val="BodyText"/>
+      </w:pPr>
+      <w:r>
+        <w:t xml:space="preserve">BORIS: Я хочу познакомиться с твоим отцом, сегодня же. Лев сказал, что он в Подольске.</w:t>
+      </w:r>
+    </w:p>
+    <w:p>
+      <w:pPr>
+        <w:pStyle w:val="BodyText"/>
+      </w:pPr>
+      <w:r>
+        <w:t xml:space="preserve">ALEKSEY: Да, он там до семи, каждый последний понедельник месяца.</w:t>
+      </w:r>
+    </w:p>
+    <w:p>
+      <w:pPr>
+        <w:pStyle w:val="BodyText"/>
+      </w:pPr>
+      <w:r>
+        <w:t xml:space="preserve">BORIS: Тогда едем в Подольск: ты, я и Лев. Коробки — моя слабость.</w:t>
+      </w:r>
+    </w:p>
+    <w:p>
+      <w:pPr>
+        <w:pStyle w:val="BodyText"/>
+      </w:pPr>
+      <w:r>
+        <w:t xml:space="preserve">ZAYTSEV: А мне можно домой? Я сегодня ничего не делал, кроме сканов.</w:t>
+      </w:r>
+    </w:p>
+    <w:p>
+      <w:pPr>
+        <w:pStyle w:val="BodyText"/>
+      </w:pPr>
+      <w:r>
+        <w:t xml:space="preserve">OLGA: Артём, вы сделали главное. Два года назад вы записали картонку в договор, и сегодня она стоила сорок миллионов. Нотариус хотела её вычеркнуть, а инвестор не дал, и всё благодаря одной вашей строчке.</w:t>
+      </w:r>
+    </w:p>
+    <w:p>
+      <w:pPr>
+        <w:pStyle w:val="BodyText"/>
+      </w:pPr>
+      <w:r>
+        <w:t xml:space="preserve">ZAYTSEV: Я записал её только потому, что Белова сказала: «Оставьте, пожалуйста». Я не знал, что это инвестиция.</w:t>
+      </w:r>
+    </w:p>
+    <w:p>
+      <w:pPr>
+        <w:pStyle w:val="BodyText"/>
+      </w:pPr>
+      <w:r>
+        <w:t xml:space="preserve">IRINA: Никто этого не знал, кроме бабушки.</w:t>
       </w:r>
     </w:p>
     <w:bookmarkEnd w:id="24"/>
@@ -1881,63 +1881,63 @@
         <w:pStyle w:val="BodyText"/>
       </w:pPr>
       <w:r>
-        <w:t xml:space="preserve">ALEKSEY: Папа, это Борис Игоревич Ланской. Наш новый партнёр. Он хотел познакомиться.</w:t>
-      </w:r>
-    </w:p>
-    <w:p>
-      <w:pPr>
-        <w:pStyle w:val="BodyText"/>
-      </w:pPr>
-      <w:r>
-        <w:t xml:space="preserve">BORIS: Николай Петрович. Ланской. Сегодня я вложил в компанию вашего сына сорок миллионов. Хотел посмотреть, кто считает его коробки. Я строитель. Я всегда смотрю фундамент. Простите, что без звонка.</w:t>
-      </w:r>
-    </w:p>
-    <w:p>
-      <w:pPr>
-        <w:pStyle w:val="BodyText"/>
-      </w:pPr>
-      <w:r>
-        <w:t xml:space="preserve">NIKOLAY: Коробки считаю я. Девятьсот сорок две. Без ошибок. Садитесь, если хотите. Ящик чистый.</w:t>
-      </w:r>
-    </w:p>
-    <w:p>
-      <w:pPr>
-        <w:pStyle w:val="BodyText"/>
-      </w:pPr>
-      <w:r>
-        <w:t xml:space="preserve">BORIS: Ящик — хорошо. Сяду. Николай Петрович, где вы были в девяносто восьмом?</w:t>
-      </w:r>
-    </w:p>
-    <w:p>
-      <w:pPr>
-        <w:pStyle w:val="BodyText"/>
-      </w:pPr>
-      <w:r>
-        <w:t xml:space="preserve">NIKOLAY: На заводе. В Туле. Нам платили консервами. Сорок банок тушёнки — моя зарплата за месяц. Жена до сих пор не может на неё смотреть. Я считал банки так же, как сейчас коробки.</w:t>
-      </w:r>
-    </w:p>
-    <w:p>
-      <w:pPr>
-        <w:pStyle w:val="BodyText"/>
-      </w:pPr>
-      <w:r>
-        <w:t xml:space="preserve">BORIS: А я в девяносто восьмом остался без партнёра и без денег. И двести человек без зарплаты. Я им вернул всё за два года. Продал квартиру.</w:t>
-      </w:r>
-    </w:p>
-    <w:p>
-      <w:pPr>
-        <w:pStyle w:val="BodyText"/>
-      </w:pPr>
-      <w:r>
-        <w:t xml:space="preserve">NIKOLAY: Вернули? Своим людям? Наш директор никому ничего не вернул.</w:t>
-      </w:r>
-    </w:p>
-    <w:p>
-      <w:pPr>
-        <w:pStyle w:val="BodyText"/>
-      </w:pPr>
-      <w:r>
-        <w:t xml:space="preserve">BORIS: Поэтому я здесь. Ваш сын — из людей, которым не возвращали. Такие потом не берут чужого. Я это знаю по себе. Кого обманули в девяносто восьмом, тот потом не обманывает.</w:t>
+        <w:t xml:space="preserve">ALEKSEY: Папа, это Борис Игоревич Ланской, наш новый партнёр. Он хотел с тобой познакомиться.</w:t>
+      </w:r>
+    </w:p>
+    <w:p>
+      <w:pPr>
+        <w:pStyle w:val="BodyText"/>
+      </w:pPr>
+      <w:r>
+        <w:t xml:space="preserve">BORIS: Николай Петрович, Ланской. Сегодня я вложил в компанию вашего сына сорок миллионов и хотел посмотреть, кто считает его коробки. Я строитель, поэтому всегда смотрю фундамент. Простите, что приехали без звонка и так поздно.</w:t>
+      </w:r>
+    </w:p>
+    <w:p>
+      <w:pPr>
+        <w:pStyle w:val="BodyText"/>
+      </w:pPr>
+      <w:r>
+        <w:t xml:space="preserve">NIKOLAY: Коробки считаю я: девятьсот сорок две, без ошибок. Садитесь, если хотите, ящик чистый.</w:t>
+      </w:r>
+    </w:p>
+    <w:p>
+      <w:pPr>
+        <w:pStyle w:val="BodyText"/>
+      </w:pPr>
+      <w:r>
+        <w:t xml:space="preserve">BORIS: Ящик — это хорошо, сяду. Николай Петрович, а где вы были в девяносто восьмом?</w:t>
+      </w:r>
+    </w:p>
+    <w:p>
+      <w:pPr>
+        <w:pStyle w:val="BodyText"/>
+      </w:pPr>
+      <w:r>
+        <w:t xml:space="preserve">NIKOLAY: На заводе в Туле. Нам платили консервами: сорок банок тушёнки — моя зарплата за месяц. Жена до сих пор не может на неё смотреть. Я считал те банки так же, как сейчас считаю коробки.</w:t>
+      </w:r>
+    </w:p>
+    <w:p>
+      <w:pPr>
+        <w:pStyle w:val="BodyText"/>
+      </w:pPr>
+      <w:r>
+        <w:t xml:space="preserve">BORIS: А я в девяносто восьмом остался без партнёра и без денег, и двести человек остались без зарплаты. Я вернул им всё за два года и продал ради этого квартиру, а сам жил на даче.</w:t>
+      </w:r>
+    </w:p>
+    <w:p>
+      <w:pPr>
+        <w:pStyle w:val="BodyText"/>
+      </w:pPr>
+      <w:r>
+        <w:t xml:space="preserve">NIKOLAY: Вернули? Своим людям? А наш директор никому ничего не вернул.</w:t>
+      </w:r>
+    </w:p>
+    <w:p>
+      <w:pPr>
+        <w:pStyle w:val="BodyText"/>
+      </w:pPr>
+      <w:r>
+        <w:t xml:space="preserve">BORIS: Поэтому я здесь. Ваш сын — из тех людей, которым не возвращали. Такие потом не берут чужого, я это знаю по себе. Кого обманули в девяносто восьмом, тот потом не обманывает.</w:t>
       </w:r>
     </w:p>
     <w:p>
@@ -1953,39 +1953,39 @@
         <w:pStyle w:val="BodyText"/>
       </w:pPr>
       <w:r>
-        <w:t xml:space="preserve">BORIS: Из одного. Только вы считали коробки, а я — людей.</w:t>
-      </w:r>
-    </w:p>
-    <w:p>
-      <w:pPr>
-        <w:pStyle w:val="BodyText"/>
-      </w:pPr>
-      <w:r>
-        <w:t xml:space="preserve">NIKOLAY: Это одно и то же. Если считать честно.</w:t>
-      </w:r>
-    </w:p>
-    <w:p>
-      <w:pPr>
-        <w:pStyle w:val="BodyText"/>
-      </w:pPr>
-      <w:r>
-        <w:t xml:space="preserve">ALEKSEY: Папа, сегодня я погасил второй кредит. Квартира — один раз в залоге.</w:t>
-      </w:r>
-    </w:p>
-    <w:p>
-      <w:pPr>
-        <w:pStyle w:val="BodyText"/>
-      </w:pPr>
-      <w:r>
-        <w:t xml:space="preserve">NIKOLAY: Один раз — это нормально. У меня тоже один раз. С девяносто восьмого. Сынок… Я горжусь. Нет. Это потом скажу. Когда будет десять лет. Сейчас — считать. Девятьсот сорок две.</w:t>
-      </w:r>
-    </w:p>
-    <w:p>
-      <w:pPr>
-        <w:pStyle w:val="BodyText"/>
-      </w:pPr>
-      <w:r>
-        <w:t xml:space="preserve">BORIS: Девятьсот сорок три. Вот эту, у стены, вы не посчитали. Строительная привычка. Дайте карандаш.</w:t>
+        <w:t xml:space="preserve">BORIS: Из одного, только вы считали коробки, а я людей.</w:t>
+      </w:r>
+    </w:p>
+    <w:p>
+      <w:pPr>
+        <w:pStyle w:val="BodyText"/>
+      </w:pPr>
+      <w:r>
+        <w:t xml:space="preserve">NIKOLAY: Это одно и то же, если считать честно.</w:t>
+      </w:r>
+    </w:p>
+    <w:p>
+      <w:pPr>
+        <w:pStyle w:val="BodyText"/>
+      </w:pPr>
+      <w:r>
+        <w:t xml:space="preserve">ALEKSEY: Папа, сегодня я погасил второй кредит, и квартира теперь только один раз в залоге.</w:t>
+      </w:r>
+    </w:p>
+    <w:p>
+      <w:pPr>
+        <w:pStyle w:val="BodyText"/>
+      </w:pPr>
+      <w:r>
+        <w:t xml:space="preserve">NIKOLAY: Один раз — это нормально, у меня тоже один раз, ещё с девяносто восьмого. Сынок… Я горжусь. Нет, это я потом скажу, когда будет десять лет. А сейчас давай считать: девятьсот сорок две.</w:t>
+      </w:r>
+    </w:p>
+    <w:p>
+      <w:pPr>
+        <w:pStyle w:val="BodyText"/>
+      </w:pPr>
+      <w:r>
+        <w:t xml:space="preserve">BORIS: Девятьсот сорок три. Вот эту коробку, у стены, вы не посчитали. Это строительная привычка, дайте мне карандаш.</w:t>
       </w:r>
     </w:p>
     <w:p>
@@ -2875,7 +2875,7 @@
         <w:t xml:space="preserve">“</w:t>
       </w:r>
       <w:r>
-        <w:t xml:space="preserve">Дайте мне трубку. Павел Андреевич? Ланской. Деньги — от продажи жилого комплекса в Подольске. Два года назад. Налоги заплачены. Всё в отчётности. Тридцать лет я ничего не прятал. Пусть ваш комплаенс смотрит.</w:t>
+        <w:t xml:space="preserve">Дайте мне трубку. Павел Андреевич? Ланской. Деньги — от продажи жилого комплекса в Подольске. Два года назад. Налоги заплачены. Всё в отчётности. Тридцать лет я ничего не прятал. Пусть ваш комплаенс смотрит, сколько ему нужно.</w:t>
       </w:r>
       <w:r>
         <w:t xml:space="preserve">”</w:t>
@@ -3107,19 +3107,19 @@
               <w:jc w:val="left"/>
             </w:pPr>
             <w:r>
-              <w:t xml:space="preserve">Пусть ваш комплаенс смотрит.</w:t>
-            </w:r>
-          </w:p>
-        </w:tc>
-        <w:tc>
-          <w:tcPr/>
-          <w:p>
-            <w:pPr>
-              <w:pStyle w:val="Compact"/>
-              <w:jc w:val="left"/>
-            </w:pPr>
-            <w:r>
-              <w:t xml:space="preserve">пусть + 3인칭(~하게 두라)</w:t>
+              <w:t xml:space="preserve">Пусть ваш комплаенс смотрит, сколько ему нужно.</w:t>
+            </w:r>
+          </w:p>
+        </w:tc>
+        <w:tc>
+          <w:tcPr/>
+          <w:p>
+            <w:pPr>
+              <w:pStyle w:val="Compact"/>
+              <w:jc w:val="left"/>
+            </w:pPr>
+            <w:r>
+              <w:t xml:space="preserve">пусть + 3인칭(~하게 두라) + 간접 의문 сколько</w:t>
             </w:r>
           </w:p>
         </w:tc>
@@ -3143,7 +3143,7 @@
         <w:t xml:space="preserve">“</w:t>
       </w:r>
       <w:r>
-        <w:t xml:space="preserve">Деньги — от… … Налоги заплачены. Всё в… Я ничего не… Пусть … смотрит.</w:t>
+        <w:t xml:space="preserve">Деньги — от… … Налоги заплачены. Всё в… Я ничего не… Пусть … смотрит, сколько ему нужно.</w:t>
       </w:r>
       <w:r>
         <w:t xml:space="preserve">”</w:t>
@@ -3162,7 +3162,7 @@
         <w:t xml:space="preserve"> </w:t>
       </w:r>
       <w:r>
-        <w:t xml:space="preserve">от · ничего не · пусть</w:t>
+        <w:t xml:space="preserve">от · ничего не · пусть · сколько</w:t>
       </w:r>
       <w:r>
         <w:t xml:space="preserve"> </w:t>
@@ -3178,7 +3178,7 @@
         <w:t xml:space="preserve"> </w:t>
       </w:r>
       <w:r>
-        <w:t xml:space="preserve">은행 담당자에게 자금 출처를 짧고 명확하게 설명하는 25~30단어 문장 만들기.</w:t>
+        <w:t xml:space="preserve">은행 담당자에게 자금 출처를 짧고 명확하게 설명하는 30~50단어 발화 만들기.</w:t>
       </w:r>
     </w:p>
     <w:bookmarkEnd w:id="30"/>
@@ -3686,119 +3686,119 @@
         <w:pStyle w:val="FirstParagraph"/>
       </w:pPr>
       <w:r>
-        <w:t xml:space="preserve">자이체프: 4시 10분 전. 서류 — 세 부. 정관, 결의서, 기업 협약. 전부 철해 뒀어요.</w:t>
-      </w:r>
-    </w:p>
-    <w:p>
-      <w:pPr>
-        <w:pStyle w:val="BodyText"/>
-      </w:pPr>
-      <w:r>
-        <w:t xml:space="preserve">이리나: 한 장 한 장 다 확인했어요. 쪽 번호, 서명, 날짜. 오류 없어요.</w:t>
-      </w:r>
-    </w:p>
-    <w:p>
-      <w:pPr>
-        <w:pStyle w:val="BodyText"/>
-      </w:pPr>
-      <w:r>
-        <w:t xml:space="preserve">올가: 오류가 없다는 건 — 아직 못 찾았다는 뜻이에요.</w:t>
-      </w:r>
-    </w:p>
-    <w:p>
-      <w:pPr>
-        <w:pStyle w:val="BodyText"/>
-      </w:pPr>
-      <w:r>
-        <w:t xml:space="preserve">알렉세이: 올가 페트로브나, 오늘은 그 말 없이 가면 안 될까요?</w:t>
-      </w:r>
-    </w:p>
-    <w:p>
-      <w:pPr>
-        <w:pStyle w:val="BodyText"/>
-      </w:pPr>
-      <w:r>
-        <w:t xml:space="preserve">올가: 안 돼요. 오늘은 특히. 오늘은 우리 인생에서 가장 비싼 서류예요.</w:t>
-      </w:r>
-    </w:p>
-    <w:p>
-      <w:pPr>
-        <w:pStyle w:val="BodyText"/>
-      </w:pPr>
-      <w:r>
-        <w:t xml:space="preserve">레프: 안녕하세요. 보리스는 정확히 4시에 와요. 일찍 오는 건 — 자기 시간을 존중하지 않는 거고. 늦는 건 — 남의 시간을.</w:t>
-      </w:r>
-    </w:p>
-    <w:p>
-      <w:pPr>
-        <w:pStyle w:val="BodyText"/>
-      </w:pPr>
-      <w:r>
-        <w:t xml:space="preserve">이리나: 주예바는요?</w:t>
-      </w:r>
-    </w:p>
-    <w:p>
-      <w:pPr>
-        <w:pStyle w:val="BodyText"/>
-      </w:pPr>
-      <w:r>
-        <w:t xml:space="preserve">올가: 주예바는 늦어요. 가기 싫은 곳엔 늘 늦어요.</w:t>
-      </w:r>
-    </w:p>
-    <w:p>
-      <w:pPr>
-        <w:pStyle w:val="BodyText"/>
-      </w:pPr>
-      <w:r>
-        <w:t xml:space="preserve">알렉세이: 동의하셨어요?</w:t>
-      </w:r>
-    </w:p>
-    <w:p>
-      <w:pPr>
-        <w:pStyle w:val="BodyText"/>
-      </w:pPr>
-      <w:r>
-        <w:t xml:space="preserve">올가: 「아니요」를 두 번 했어요. 전화로. 세 번째 「아니요」는 여기서 할 거예요. 그다음 동의하겠죠.</w:t>
-      </w:r>
-    </w:p>
-    <w:p>
-      <w:pPr>
-        <w:pStyle w:val="BodyText"/>
-      </w:pPr>
-      <w:r>
-        <w:t xml:space="preserve">자이체프: 동의 안 하시면 이사회는 넷이에요. 합법이지만 불편하죠.</w:t>
-      </w:r>
-    </w:p>
-    <w:p>
-      <w:pPr>
-        <w:pStyle w:val="BodyText"/>
-      </w:pPr>
-      <w:r>
-        <w:t xml:space="preserve">보리스: 4시 정각. 안녕하시오. 레프, 다 준비됐나?</w:t>
-      </w:r>
-    </w:p>
-    <w:p>
-      <w:pPr>
-        <w:pStyle w:val="BodyText"/>
-      </w:pPr>
-      <w:r>
-        <w:t xml:space="preserve">레프: 다 됐어. 두 장이 마흔 장이 됐지. 변호사들이란.</w:t>
-      </w:r>
-    </w:p>
-    <w:p>
-      <w:pPr>
-        <w:pStyle w:val="BodyText"/>
-      </w:pPr>
-      <w:r>
-        <w:t xml:space="preserve">보리스: 마흔 장. 조건은 여섯이었는데. 아니, 다섯. 여섯째는 지웠지.</w:t>
-      </w:r>
-    </w:p>
-    <w:p>
-      <w:pPr>
-        <w:pStyle w:val="BodyText"/>
-      </w:pPr>
-      <w:r>
-        <w:t xml:space="preserve">자이체프: 공증인이 기다려요. 들어가시죠. 당사자 모두 오셨어요.</w:t>
+        <w:t xml:space="preserve">자이체프: 4시 10분 전이에요. 서류는 세 부씩 준비됐어요: 정관, 결의서, 주주 간 계약. 전부 이미 철해 놨어요.</w:t>
+      </w:r>
+    </w:p>
+    <w:p>
+      <w:pPr>
+        <w:pStyle w:val="BodyText"/>
+      </w:pPr>
+      <w:r>
+        <w:t xml:space="preserve">이리나: 페이지마다 다 확인했어요: 번호, 서명, 날짜. 오류는 하나도 없어요.</w:t>
+      </w:r>
+    </w:p>
+    <w:p>
+      <w:pPr>
+        <w:pStyle w:val="BodyText"/>
+      </w:pPr>
+      <w:r>
+        <w:t xml:space="preserve">올가: 「오류 없음」은 우리가 아직 못 찾았다는 뜻일 뿐이에요.</w:t>
+      </w:r>
+    </w:p>
+    <w:p>
+      <w:pPr>
+        <w:pStyle w:val="BodyText"/>
+      </w:pPr>
+      <w:r>
+        <w:t xml:space="preserve">알렉세이: 올가 페트로브나, 오늘만은 그 말 없이 넘어가면 안 될까요?</w:t>
+      </w:r>
+    </w:p>
+    <w:p>
+      <w:pPr>
+        <w:pStyle w:val="BodyText"/>
+      </w:pPr>
+      <w:r>
+        <w:t xml:space="preserve">올가: 안 돼요, 오늘은 특히요. 오늘 우리는 인생에서 가장 비싼 서류에 서명하니까요.</w:t>
+      </w:r>
+    </w:p>
+    <w:p>
+      <w:pPr>
+        <w:pStyle w:val="BodyText"/>
+      </w:pPr>
+      <w:r>
+        <w:t xml:space="preserve">레프: 안녕하세요. 보리스는 정확히 4시에 올 거예요. 일찍 오는 건 자기 시간에 대한 무례고, 늦는 건 남의 시간에 대한 무례라서요.</w:t>
+      </w:r>
+    </w:p>
+    <w:p>
+      <w:pPr>
+        <w:pStyle w:val="BodyText"/>
+      </w:pPr>
+      <w:r>
+        <w:t xml:space="preserve">이리나: 그런데 주예바는요? 온다고 확인했어요?</w:t>
+      </w:r>
+    </w:p>
+    <w:p>
+      <w:pPr>
+        <w:pStyle w:val="BodyText"/>
+      </w:pPr>
+      <w:r>
+        <w:t xml:space="preserve">올가: 주예바는 늦어요. 가기 싫은 곳엔 늘 늦게 와요.</w:t>
+      </w:r>
+    </w:p>
+    <w:p>
+      <w:pPr>
+        <w:pStyle w:val="BodyText"/>
+      </w:pPr>
+      <w:r>
+        <w:t xml:space="preserve">알렉세이: 그래도 이사회에 들어오겠다고 동의는 했어요?</w:t>
+      </w:r>
+    </w:p>
+    <w:p>
+      <w:pPr>
+        <w:pStyle w:val="BodyText"/>
+      </w:pPr>
+      <w:r>
+        <w:t xml:space="preserve">올가: 전화로 「안 돼요」를 두 번 했어요. 세 번째 「안 돼요」는 여기서 하고, 그다음 동의할 거예요.</w:t>
+      </w:r>
+    </w:p>
+    <w:p>
+      <w:pPr>
+        <w:pStyle w:val="BodyText"/>
+      </w:pPr>
+      <w:r>
+        <w:t xml:space="preserve">자이체프: 동의하지 않으면 이사회는 네 명이 돼요. 합법이지만 불편하죠.</w:t>
+      </w:r>
+    </w:p>
+    <w:p>
+      <w:pPr>
+        <w:pStyle w:val="BodyText"/>
+      </w:pPr>
+      <w:r>
+        <w:t xml:space="preserve">보리스: 4시 정각. 모두 안녕하신가. 레프, 다 준비됐나?</w:t>
+      </w:r>
+    </w:p>
+    <w:p>
+      <w:pPr>
+        <w:pStyle w:val="BodyText"/>
+      </w:pPr>
+      <w:r>
+        <w:t xml:space="preserve">레프: 다 됐어. 다만 두 장이 마흔 장이 됐지. 변호사들이란, 어쩌겠어.</w:t>
+      </w:r>
+    </w:p>
+    <w:p>
+      <w:pPr>
+        <w:pStyle w:val="BodyText"/>
+      </w:pPr>
+      <w:r>
+        <w:t xml:space="preserve">보리스: 마흔 장이라. 조건은 여섯 개였는데. 아니, 다섯 개지. 여섯째는 지웠으니까.</w:t>
+      </w:r>
+    </w:p>
+    <w:p>
+      <w:pPr>
+        <w:pStyle w:val="BodyText"/>
+      </w:pPr>
+      <w:r>
+        <w:t xml:space="preserve">자이체프: 공증인이 기다려요, 들어가시죠. 참여자 전원이 와 있어요.</w:t>
       </w:r>
     </w:p>
     <w:bookmarkEnd w:id="33"/>
@@ -3816,279 +3816,279 @@
         <w:pStyle w:val="FirstParagraph"/>
       </w:pPr>
       <w:r>
-        <w:t xml:space="preserve">공증인: 자본금 증액. 신규 참여자 — 란스코이 보리스 이고레비치. 20퍼센트. 4천만.</w:t>
-      </w:r>
-    </w:p>
-    <w:p>
-      <w:pPr>
-        <w:pStyle w:val="BodyText"/>
-      </w:pPr>
-      <w:r>
-        <w:t xml:space="preserve">보리스: 전부 맞습니다.</w:t>
-      </w:r>
-    </w:p>
-    <w:p>
-      <w:pPr>
-        <w:pStyle w:val="BodyText"/>
-      </w:pPr>
-      <w:r>
-        <w:t xml:space="preserve">공증인: 증액 후 창업자 지분. 보론초프 — 40. 벨로바 — 20. 미로노바 — 20. 란스코이 — 20.</w:t>
-      </w:r>
-    </w:p>
-    <w:p>
-      <w:pPr>
-        <w:pStyle w:val="BodyText"/>
-      </w:pPr>
-      <w:r>
-        <w:t xml:space="preserve">알렉세이: 40. 50이었는데.</w:t>
-      </w:r>
-    </w:p>
-    <w:p>
-      <w:pPr>
-        <w:pStyle w:val="BodyText"/>
-      </w:pPr>
-      <w:r>
-        <w:t xml:space="preserve">이리나: 9만의 50이었죠. 이제 4천만의 40이에요. 그걸 성장이라고 해요.</w:t>
-      </w:r>
-    </w:p>
-    <w:p>
-      <w:pPr>
-        <w:pStyle w:val="BodyText"/>
-      </w:pPr>
-      <w:r>
-        <w:t xml:space="preserve">공증인: 다음. 기업 협약. 이사회. 세 사안에 대한 거부권. 월간 보고.</w:t>
-      </w:r>
-    </w:p>
-    <w:p>
-      <w:pPr>
-        <w:pStyle w:val="BodyText"/>
-      </w:pPr>
-      <w:r>
-        <w:t xml:space="preserve">레프: 예산은 빠졌어요. 확인해 주세요.</w:t>
-      </w:r>
-    </w:p>
-    <w:p>
-      <w:pPr>
-        <w:pStyle w:val="BodyText"/>
-      </w:pPr>
-      <w:r>
-        <w:t xml:space="preserve">공증인: 예산 빠짐. 확인. 다음 — 제가 이해 못 하는 조항이에요. 8항. 「사무실 문 위에 판지가 걸려 있다. 아무도 떼지 않는다」. 죄송하지만 이게 무슨 뜻인지 여쭤봐야겠어요.</w:t>
-      </w:r>
-    </w:p>
-    <w:p>
-      <w:pPr>
-        <w:pStyle w:val="BodyText"/>
-      </w:pPr>
-      <w:r>
-        <w:t xml:space="preserve">자이체프: 저도 이해 못 했어요. 2년 전에. 제가 쓴 조항이에요.</w:t>
-      </w:r>
-    </w:p>
-    <w:p>
-      <w:pPr>
-        <w:pStyle w:val="BodyText"/>
-      </w:pPr>
-      <w:r>
-        <w:t xml:space="preserve">공증인: 법적으로 이 조항은 아무 의미가 없어요. 말씀드려야 해서요. 아무 문제 없이 뺄 수 있어요.</w:t>
-      </w:r>
-    </w:p>
-    <w:p>
-      <w:pPr>
-        <w:pStyle w:val="BodyText"/>
-      </w:pPr>
-      <w:r>
-        <w:t xml:space="preserve">보리스: 두세요.</w:t>
-      </w:r>
-    </w:p>
-    <w:p>
-      <w:pPr>
-        <w:pStyle w:val="BodyText"/>
-      </w:pPr>
-      <w:r>
-        <w:t xml:space="preserve">공증인: 보리스 이고레비치, 신규 참여자로서의 권리예요. 요구하실 수 있어요…</w:t>
-      </w:r>
-    </w:p>
-    <w:p>
-      <w:pPr>
-        <w:pStyle w:val="BodyText"/>
-      </w:pPr>
-      <w:r>
-        <w:t xml:space="preserve">보리스: 두라고 요구합니다. 난 이 판지에 4천만을 냅니다. 지우면 — 서명 안 합니다.</w:t>
-      </w:r>
-    </w:p>
-    <w:p>
-      <w:pPr>
-        <w:pStyle w:val="BodyText"/>
-      </w:pPr>
-      <w:r>
-        <w:t xml:space="preserve">공증인: 죄송해요. 4천만이 — 판지 값이라고요?</w:t>
-      </w:r>
-    </w:p>
-    <w:p>
-      <w:pPr>
-        <w:pStyle w:val="BodyText"/>
-      </w:pPr>
-      <w:r>
-        <w:t xml:space="preserve">보리스: 그걸 건 사람들 값이죠. 같은 거예요.</w:t>
-      </w:r>
-    </w:p>
-    <w:p>
-      <w:pPr>
-        <w:pStyle w:val="BodyText"/>
-      </w:pPr>
-      <w:r>
-        <w:t xml:space="preserve">공증인: 좋아요. 8항 유지. 공증인 20년 차예요. 투자자가 할머니를 지키는 건 처음이네요.</w:t>
-      </w:r>
-    </w:p>
-    <w:p>
-      <w:pPr>
-        <w:pStyle w:val="BodyText"/>
-      </w:pPr>
-      <w:r>
-        <w:t xml:space="preserve">올가: 공증인이 그걸 보는 게 처음이죠. 우린 익숙해요.</w:t>
-      </w:r>
-    </w:p>
-    <w:p>
-      <w:pPr>
-        <w:pStyle w:val="BodyText"/>
-      </w:pPr>
-      <w:r>
-        <w:t xml:space="preserve">공증인: 다음. 이사회. 다섯 명. 독립 이사 — 주예바 니나 아르카디예브나. 와 계세요?</w:t>
-      </w:r>
-    </w:p>
-    <w:p>
-      <w:pPr>
-        <w:pStyle w:val="BodyText"/>
-      </w:pPr>
-      <w:r>
-        <w:t xml:space="preserve">올가: 오고 있어요. 저기요.</w:t>
-      </w:r>
-    </w:p>
-    <w:p>
-      <w:pPr>
-        <w:pStyle w:val="BodyText"/>
-      </w:pPr>
-      <w:r>
-        <w:t xml:space="preserve">주예바: 안녕하세요. 늦어서 죄송해요. 바로 말하고 싶었어요: 아니요.</w:t>
-      </w:r>
-    </w:p>
-    <w:p>
-      <w:pPr>
-        <w:pStyle w:val="BodyText"/>
-      </w:pPr>
-      <w:r>
-        <w:t xml:space="preserve">공증인: 아니요?</w:t>
-      </w:r>
-    </w:p>
-    <w:p>
-      <w:pPr>
-        <w:pStyle w:val="BodyText"/>
-      </w:pPr>
-      <w:r>
-        <w:t xml:space="preserve">주예바: 아니요. 난 이사회에 맞지 않아요. 사업은 하나도 몰라요.</w:t>
-      </w:r>
-    </w:p>
-    <w:p>
-      <w:pPr>
-        <w:pStyle w:val="BodyText"/>
-      </w:pPr>
-      <w:r>
-        <w:t xml:space="preserve">올가: 니나, 그게 첫 번째 「아니요」예요. 두 번째 해요.</w:t>
-      </w:r>
-    </w:p>
-    <w:p>
-      <w:pPr>
-        <w:pStyle w:val="BodyText"/>
-      </w:pPr>
-      <w:r>
-        <w:t xml:space="preserve">주예바: 두 번째 — 시간이 없어요. 시험소, 고객 120곳, 인정 세 개.</w:t>
-      </w:r>
-    </w:p>
-    <w:p>
-      <w:pPr>
-        <w:pStyle w:val="BodyText"/>
-      </w:pPr>
-      <w:r>
-        <w:t xml:space="preserve">올가: 두 번째. 그럼 세 번째는요?</w:t>
-      </w:r>
-    </w:p>
-    <w:p>
-      <w:pPr>
-        <w:pStyle w:val="BodyText"/>
-      </w:pPr>
-      <w:r>
-        <w:t xml:space="preserve">주예바: 세 번째… 올가, 내가 뭐라고 할지 알잖아요. 무서워요. 이사회는 — 돈이에요. 30년 동안 돈에서 멀리 떨어져 있었어요. 그래서 사람들이 날 믿죠. 이사회가 날 망칠 거예요.</w:t>
-      </w:r>
-    </w:p>
-    <w:p>
-      <w:pPr>
-        <w:pStyle w:val="BodyText"/>
-      </w:pPr>
-      <w:r>
-        <w:t xml:space="preserve">보리스: 니나 아르카디예브나, 내가 말해도 될까요? 란스코이입니다. 새 이사.</w:t>
-      </w:r>
-    </w:p>
-    <w:p>
-      <w:pPr>
-        <w:pStyle w:val="BodyText"/>
-      </w:pPr>
-      <w:r>
-        <w:t xml:space="preserve">주예바: 말씀하세요.</w:t>
-      </w:r>
-    </w:p>
-    <w:p>
-      <w:pPr>
-        <w:pStyle w:val="BodyText"/>
-      </w:pPr>
-      <w:r>
-        <w:t xml:space="preserve">보리스: 회의 하루마다 보수를 받으실 거예요. 고정으로. 코르닐로바처럼. 이익과 무관하게. 사업을 이해하실 필요는 없어요. 어디가 진실이고 어디가 아닌지만 말해 주시면 돼요. 시험소에서처럼.</w:t>
-      </w:r>
-    </w:p>
-    <w:p>
-      <w:pPr>
-        <w:pStyle w:val="BodyText"/>
-      </w:pPr>
-      <w:r>
-        <w:t xml:space="preserve">주예바: 시험소에서처럼. 흠. 그럼 당신이 나한테 거짓을 말해 달라고 하면요?</w:t>
-      </w:r>
-    </w:p>
-    <w:p>
-      <w:pPr>
-        <w:pStyle w:val="BodyText"/>
-      </w:pPr>
-      <w:r>
-        <w:t xml:space="preserve">보리스: 그럼 그날로 떠나세요. 그리고 의사록에 이유를 적고요.</w:t>
-      </w:r>
-    </w:p>
-    <w:p>
-      <w:pPr>
-        <w:pStyle w:val="BodyText"/>
-      </w:pPr>
-      <w:r>
-        <w:t xml:space="preserve">주예바: 그게 조건이에요?</w:t>
-      </w:r>
-    </w:p>
-    <w:p>
-      <w:pPr>
-        <w:pStyle w:val="BodyText"/>
-      </w:pPr>
-      <w:r>
-        <w:t xml:space="preserve">보리스: 당신의 조건이에요. 난 당신 대신 말했을 뿐이죠.</w:t>
-      </w:r>
-    </w:p>
-    <w:p>
-      <w:pPr>
-        <w:pStyle w:val="BodyText"/>
-      </w:pPr>
-      <w:r>
-        <w:t xml:space="preserve">주예바: 좋아요. 「아니요」 세 번 했어요. 동의해요. 어디에 서명해요?</w:t>
-      </w:r>
-    </w:p>
-    <w:p>
-      <w:pPr>
-        <w:pStyle w:val="BodyText"/>
-      </w:pPr>
-      <w:r>
-        <w:t xml:space="preserve">올가: 내가 말했죠. 세 번 — 그리고 동의.</w:t>
+        <w:t xml:space="preserve">공증인: 증자. 신규 참여자 — 란스코이 보리스 이고레비치, 20퍼센트, 4천만.</w:t>
+      </w:r>
+    </w:p>
+    <w:p>
+      <w:pPr>
+        <w:pStyle w:val="BodyText"/>
+      </w:pPr>
+      <w:r>
+        <w:t xml:space="preserve">보리스: 네, 다 맞습니다. 확인합니다.</w:t>
+      </w:r>
+    </w:p>
+    <w:p>
+      <w:pPr>
+        <w:pStyle w:val="BodyText"/>
+      </w:pPr>
+      <w:r>
+        <w:t xml:space="preserve">공증인: 증자 후 창업자 지분: 보론초프 — 40, 벨로바 — 20, 미로노바 — 20, 란스코이 — 20.</w:t>
+      </w:r>
+    </w:p>
+    <w:p>
+      <w:pPr>
+        <w:pStyle w:val="BodyText"/>
+      </w:pPr>
+      <w:r>
+        <w:t xml:space="preserve">알렉세이: 40퍼센트네요. 전엔 50이었는데.</w:t>
+      </w:r>
+    </w:p>
+    <w:p>
+      <w:pPr>
+        <w:pStyle w:val="BodyText"/>
+      </w:pPr>
+      <w:r>
+        <w:t xml:space="preserve">이리나: 전엔 9만의 50이었고, 이제는 4천만의 40이에요. 그걸 성장이라고 해요.</w:t>
+      </w:r>
+    </w:p>
+    <w:p>
+      <w:pPr>
+        <w:pStyle w:val="BodyText"/>
+      </w:pPr>
+      <w:r>
+        <w:t xml:space="preserve">공증인: 다음은 주주 간 계약: 이사회, 세 가지 사안에 대한 거부권, 월간 보고.</w:t>
+      </w:r>
+    </w:p>
+    <w:p>
+      <w:pPr>
+        <w:pStyle w:val="BodyText"/>
+      </w:pPr>
+      <w:r>
+        <w:t xml:space="preserve">레프: 거부권 목록에 예산은 빠져 있어요. 꼭 확인해 주세요, 중요해요.</w:t>
+      </w:r>
+    </w:p>
+    <w:p>
+      <w:pPr>
+        <w:pStyle w:val="BodyText"/>
+      </w:pPr>
+      <w:r>
+        <w:t xml:space="preserve">공증인: 예산 제외, 확인했습니다. 다음은 제가 이해 못 하는 조항, 8조예요: 「사무실 문 위에 판지가 걸려 있다. 아무도 떼지 않는다」. 죄송하지만 무슨 뜻인지 여쭤봐야 해요. 이런 건 처음 보거든요.</w:t>
+      </w:r>
+    </w:p>
+    <w:p>
+      <w:pPr>
+        <w:pStyle w:val="BodyText"/>
+      </w:pPr>
+      <w:r>
+        <w:t xml:space="preserve">자이체프: 2년 전엔 저도 이해 못 했어요. 제가 쓴 조항인데도요.</w:t>
+      </w:r>
+    </w:p>
+    <w:p>
+      <w:pPr>
+        <w:pStyle w:val="BodyText"/>
+      </w:pPr>
+      <w:r>
+        <w:t xml:space="preserve">공증인: 법적으로 이 조항은 아무 의미가 없어요, 그 점을 말씀드려야 해요. 아무 문제 없이 뺄 수 있어요.</w:t>
+      </w:r>
+    </w:p>
+    <w:p>
+      <w:pPr>
+        <w:pStyle w:val="BodyText"/>
+      </w:pPr>
+      <w:r>
+        <w:t xml:space="preserve">보리스: 그대로 두세요, 부탁합니다.</w:t>
+      </w:r>
+    </w:p>
+    <w:p>
+      <w:pPr>
+        <w:pStyle w:val="BodyText"/>
+      </w:pPr>
+      <w:r>
+        <w:t xml:space="preserve">공증인: 보리스 이고레비치, 그건 신규 참여자로서의 권리예요. 요구하실 수 있는 건…</w:t>
+      </w:r>
+    </w:p>
+    <w:p>
+      <w:pPr>
+        <w:pStyle w:val="BodyText"/>
+      </w:pPr>
+      <w:r>
+        <w:t xml:space="preserve">보리스: 두라고 요구합니다. 난 이 판지에 4천만을 내는 거예요. 지우시면 — 서명 안 합니다.</w:t>
+      </w:r>
+    </w:p>
+    <w:p>
+      <w:pPr>
+        <w:pStyle w:val="BodyText"/>
+      </w:pPr>
+      <w:r>
+        <w:t xml:space="preserve">공증인: 죄송한데, 제가 제대로 이해했나요? 판지에 4천만이요?</w:t>
+      </w:r>
+    </w:p>
+    <w:p>
+      <w:pPr>
+        <w:pStyle w:val="BodyText"/>
+      </w:pPr>
+      <w:r>
+        <w:t xml:space="preserve">보리스: 그걸 건 사람들에게요. 같은 거죠.</w:t>
+      </w:r>
+    </w:p>
+    <w:p>
+      <w:pPr>
+        <w:pStyle w:val="BodyText"/>
+      </w:pPr>
+      <w:r>
+        <w:t xml:space="preserve">공증인: 알겠습니다, 8조는 남깁니다. 공증인 20년 만에 처음으로 투자자가 할머니를 지키네요.</w:t>
+      </w:r>
+    </w:p>
+    <w:p>
+      <w:pPr>
+        <w:pStyle w:val="BodyText"/>
+      </w:pPr>
+      <w:r>
+        <w:t xml:space="preserve">올가: 처음 보시는 거죠. 우린 익숙해요.</w:t>
+      </w:r>
+    </w:p>
+    <w:p>
+      <w:pPr>
+        <w:pStyle w:val="BodyText"/>
+      </w:pPr>
+      <w:r>
+        <w:t xml:space="preserve">공증인: 다음은 5인 이사회. 독립 이사 — 주예바 니나 아르카디예브나. 오셨나요?</w:t>
+      </w:r>
+    </w:p>
+    <w:p>
+      <w:pPr>
+        <w:pStyle w:val="BodyText"/>
+      </w:pPr>
+      <w:r>
+        <w:t xml:space="preserve">올가: 지금 오네요, 저기요. 딱 맞춰서요.</w:t>
+      </w:r>
+    </w:p>
+    <w:p>
+      <w:pPr>
+        <w:pStyle w:val="BodyText"/>
+      </w:pPr>
+      <w:r>
+        <w:t xml:space="preserve">주예바: 안녕하세요, 늦어서 죄송해요. 바로 말씀드리고 싶었어요: 안 돼요.</w:t>
+      </w:r>
+    </w:p>
+    <w:p>
+      <w:pPr>
+        <w:pStyle w:val="BodyText"/>
+      </w:pPr>
+      <w:r>
+        <w:t xml:space="preserve">공증인: 안 된다고요? 이사회 참여를 거절하시는 건가요?</w:t>
+      </w:r>
+    </w:p>
+    <w:p>
+      <w:pPr>
+        <w:pStyle w:val="BodyText"/>
+      </w:pPr>
+      <w:r>
+        <w:t xml:space="preserve">주예바: 안 돼요. 저는 사업을 하나도 몰라서 이사회에 안 맞아요.</w:t>
+      </w:r>
+    </w:p>
+    <w:p>
+      <w:pPr>
+        <w:pStyle w:val="BodyText"/>
+      </w:pPr>
+      <w:r>
+        <w:t xml:space="preserve">올가: 니나, 그게 첫 번째 「안 돼요」예요. 두 번째도 말해요.</w:t>
+      </w:r>
+    </w:p>
+    <w:p>
+      <w:pPr>
+        <w:pStyle w:val="BodyText"/>
+      </w:pPr>
+      <w:r>
+        <w:t xml:space="preserve">주예바: 두 번째 — 시간이 없어요. 연구소, 고객 120곳, 인증 세 개가 있어요.</w:t>
+      </w:r>
+    </w:p>
+    <w:p>
+      <w:pPr>
+        <w:pStyle w:val="BodyText"/>
+      </w:pPr>
+      <w:r>
+        <w:t xml:space="preserve">올가: 그게 두 번째고요. 세 번째는 뭐예요?</w:t>
+      </w:r>
+    </w:p>
+    <w:p>
+      <w:pPr>
+        <w:pStyle w:val="BodyText"/>
+      </w:pPr>
+      <w:r>
+        <w:t xml:space="preserve">주예바: 세 번째는… 올가, 내가 뭐라고 할지 알잖아요. 무서워요. 이사회는 돈이고, 난 30년 동안 돈을 멀리했어요. 그래서 사람들이 날 믿어요. 이사회가 날 망칠 거고, 그러면 아무도 날 안 믿을 거예요.</w:t>
+      </w:r>
+    </w:p>
+    <w:p>
+      <w:pPr>
+        <w:pStyle w:val="BodyText"/>
+      </w:pPr>
+      <w:r>
+        <w:t xml:space="preserve">보리스: 니나 아르카디예브나, 제가 말해도 될까요? 란스코이, 신임 이사입니다.</w:t>
+      </w:r>
+    </w:p>
+    <w:p>
+      <w:pPr>
+        <w:pStyle w:val="BodyText"/>
+      </w:pPr>
+      <w:r>
+        <w:t xml:space="preserve">주예바: 말씀하세요, 보리스 이고레비치.</w:t>
+      </w:r>
+    </w:p>
+    <w:p>
+      <w:pPr>
+        <w:pStyle w:val="BodyText"/>
+      </w:pPr>
+      <w:r>
+        <w:t xml:space="preserve">보리스: 회의 하루당 고정으로 보수를 받으실 거예요, 코르닐로바처럼요. 이익과는 무관해요. 사업을 이해하실 필요는 없어요. 어디가 진실이고 어디가 아닌지만 말씀하시면 돼요, 연구소에서처럼요.</w:t>
+      </w:r>
+    </w:p>
+    <w:p>
+      <w:pPr>
+        <w:pStyle w:val="BodyText"/>
+      </w:pPr>
+      <w:r>
+        <w:t xml:space="preserve">주예바: 연구소에서처럼이라. 흠. 그런데 나한테 거짓을 말하라고 하시면요?</w:t>
+      </w:r>
+    </w:p>
+    <w:p>
+      <w:pPr>
+        <w:pStyle w:val="BodyText"/>
+      </w:pPr>
+      <w:r>
+        <w:t xml:space="preserve">보리스: 그럼 그날 바로 떠나시고, 이유를 의사록에 적으시면 됩니다.</w:t>
+      </w:r>
+    </w:p>
+    <w:p>
+      <w:pPr>
+        <w:pStyle w:val="BodyText"/>
+      </w:pPr>
+      <w:r>
+        <w:t xml:space="preserve">주예바: 그게 저에 대한 회장님 조건이에요?</w:t>
+      </w:r>
+    </w:p>
+    <w:p>
+      <w:pPr>
+        <w:pStyle w:val="BodyText"/>
+      </w:pPr>
+      <w:r>
+        <w:t xml:space="preserve">보리스: 그건 당신의 조건이에요. 난 당신 대신 말했을 뿐이고요.</w:t>
+      </w:r>
+    </w:p>
+    <w:p>
+      <w:pPr>
+        <w:pStyle w:val="BodyText"/>
+      </w:pPr>
+      <w:r>
+        <w:t xml:space="preserve">주예바: 좋아요, 「안 돼요」 세 번 다 했으니 동의할게요. 어디에 서명하면 돼요?</w:t>
+      </w:r>
+    </w:p>
+    <w:p>
+      <w:pPr>
+        <w:pStyle w:val="BodyText"/>
+      </w:pPr>
+      <w:r>
+        <w:t xml:space="preserve">올가: 그랬잖아요: 세 번 「안 돼요」 하고 나서 동의할 거라고.</w:t>
       </w:r>
     </w:p>
     <w:bookmarkEnd w:id="34"/>
@@ -4106,175 +4106,175 @@
         <w:pStyle w:val="FirstParagraph"/>
       </w:pPr>
       <w:r>
-        <w:t xml:space="preserve">공증인: 서명 완료. 끝났어요. 서류는 오늘 세무서로 가요. 등록부 변경은 — 영업일 5일 뒤.</w:t>
-      </w:r>
-    </w:p>
-    <w:p>
-      <w:pPr>
-        <w:pStyle w:val="BodyText"/>
-      </w:pPr>
-      <w:r>
-        <w:t xml:space="preserve">이리나: 돈은요? 보리스 이고레비치, 송금하셨어요?</w:t>
-      </w:r>
-    </w:p>
-    <w:p>
-      <w:pPr>
-        <w:pStyle w:val="BodyText"/>
-      </w:pPr>
-      <w:r>
-        <w:t xml:space="preserve">레프: 2시에 보냈어요. 지주회사 결제 계좌에서. 4천만. 송금 내용 — 「자본금 출자」.</w:t>
-      </w:r>
-    </w:p>
-    <w:p>
-      <w:pPr>
-        <w:pStyle w:val="BodyText"/>
-      </w:pPr>
-      <w:r>
-        <w:t xml:space="preserve">이리나: 2시. 지금은 5시 10분 전. 한 시간 전에 들어왔어야 해요.</w:t>
-      </w:r>
-    </w:p>
-    <w:p>
-      <w:pPr>
-        <w:pStyle w:val="BodyText"/>
-      </w:pPr>
-      <w:r>
-        <w:t xml:space="preserve">알렉세이: 은행이 느린 거 아닐까요?</w:t>
-      </w:r>
-    </w:p>
-    <w:p>
-      <w:pPr>
-        <w:pStyle w:val="BodyText"/>
-      </w:pPr>
-      <w:r>
-        <w:t xml:space="preserve">이리나: 은행은 빨라요. 안 들어왔다면 — 잡혀 있는 거예요. 그리고리예프에게 전화할게요.</w:t>
-      </w:r>
-    </w:p>
-    <w:p>
-      <w:pPr>
-        <w:pStyle w:val="BodyText"/>
-      </w:pPr>
-      <w:r>
-        <w:t xml:space="preserve">그리고리예프: 이리나 세르게예브나, 마침 전화하려던 참이에요. 4천만 입금을 우리 컴플라이언스가 멈췄어요.</w:t>
-      </w:r>
-    </w:p>
-    <w:p>
-      <w:pPr>
-        <w:pStyle w:val="BodyText"/>
-      </w:pPr>
-      <w:r>
-        <w:t xml:space="preserve">이리나: 왜요?</w:t>
-      </w:r>
-    </w:p>
-    <w:p>
-      <w:pPr>
-        <w:pStyle w:val="BodyText"/>
-      </w:pPr>
-      <w:r>
-        <w:t xml:space="preserve">그리고리예프: 큰 금액. 신규 참여자. 자금 출처를 확인해야 해요. 표준 절차예요. 보통 — 사흘.</w:t>
-      </w:r>
-    </w:p>
-    <w:p>
-      <w:pPr>
-        <w:pStyle w:val="BodyText"/>
-      </w:pPr>
-      <w:r>
-        <w:t xml:space="preserve">알렉세이: 사흘이요? 내일이 두 번째 컨테이너 대금 첫 지급일인데요.</w:t>
-      </w:r>
-    </w:p>
-    <w:p>
-      <w:pPr>
-        <w:pStyle w:val="BodyText"/>
-      </w:pPr>
-      <w:r>
-        <w:t xml:space="preserve">이리나: 파벨 안드레예비치, 뭐가 필요해요? 구체적으로. 목록으로.</w:t>
-      </w:r>
-    </w:p>
-    <w:p>
-      <w:pPr>
-        <w:pStyle w:val="BodyText"/>
-      </w:pPr>
-      <w:r>
-        <w:t xml:space="preserve">그리고리예프: 지주회사 3년 치 재무 보고. 감사. 공증 서류. 그리고 설명 — 돈이 어디서 났는지.</w:t>
-      </w:r>
-    </w:p>
-    <w:p>
-      <w:pPr>
-        <w:pStyle w:val="BodyText"/>
-      </w:pPr>
-      <w:r>
-        <w:t xml:space="preserve">이리나: 감사 의견서는 — 저한테 있어요. 5년 전엔 제가 직접 썼어요. 최근 것은 — 레프 마르코비치한테 있고요.</w:t>
-      </w:r>
-    </w:p>
-    <w:p>
-      <w:pPr>
-        <w:pStyle w:val="BodyText"/>
-      </w:pPr>
-      <w:r>
-        <w:t xml:space="preserve">레프: 10분 안에 보낼게요. 지주회사 수석 회계사 서명으로.</w:t>
-      </w:r>
-    </w:p>
-    <w:p>
-      <w:pPr>
-        <w:pStyle w:val="BodyText"/>
-      </w:pPr>
-      <w:r>
-        <w:t xml:space="preserve">자이체프: 공증 서류는 — 저한테 있어요. 스캔은 — 5분 안에.</w:t>
-      </w:r>
-    </w:p>
-    <w:p>
-      <w:pPr>
-        <w:pStyle w:val="BodyText"/>
-      </w:pPr>
-      <w:r>
-        <w:t xml:space="preserve">그리고리예프: 설명은요? 돈은 어디서 났죠?</w:t>
-      </w:r>
-    </w:p>
-    <w:p>
-      <w:pPr>
-        <w:pStyle w:val="BodyText"/>
-      </w:pPr>
-      <w:r>
-        <w:t xml:space="preserve">보리스: 전화 이리 줘요. 파벨 안드레예비치? 란스코이요. 돈은 — 포돌스크 주거 단지 매각 대금입니다. 2년 전. 세금 납부 완료. 전부 재무 보고에 있어요. 30년 동안 아무것도 숨긴 적 없어요. 당신네 컴플라이언스가 보게 하세요.</w:t>
-      </w:r>
-    </w:p>
-    <w:p>
-      <w:pPr>
-        <w:pStyle w:val="BodyText"/>
-      </w:pPr>
-      <w:r>
-        <w:t xml:space="preserve">그리고리예프: 보리스 이고레비치, 의심하는 게 아닙니다. 다만 규정이…</w:t>
-      </w:r>
-    </w:p>
-    <w:p>
-      <w:pPr>
-        <w:pStyle w:val="BodyText"/>
-      </w:pPr>
-      <w:r>
-        <w:t xml:space="preserve">보리스: 규정은 — 옳아요. 존중합니다. 서류가 10분 뒤에 오면 시간이 얼마나 필요해요?</w:t>
-      </w:r>
-    </w:p>
-    <w:p>
-      <w:pPr>
-        <w:pStyle w:val="BodyText"/>
-      </w:pPr>
-      <w:r>
-        <w:t xml:space="preserve">그리고리예프: 다 갖춰지면 — 오늘 해 볼게요. 영업일은 6시까지예요.</w:t>
-      </w:r>
-    </w:p>
-    <w:p>
-      <w:pPr>
-        <w:pStyle w:val="BodyText"/>
-      </w:pPr>
-      <w:r>
-        <w:t xml:space="preserve">이리나: 50분.</w:t>
-      </w:r>
-    </w:p>
-    <w:p>
-      <w:pPr>
-        <w:pStyle w:val="BodyText"/>
-      </w:pPr>
-      <w:r>
-        <w:t xml:space="preserve">올가: 등록증을 아홉 달 기다렸어요. 50분은 — 커피 한 잔 시간이에요.</w:t>
+        <w:t xml:space="preserve">공증인: 서명 끝났어요, 이게 전부예요. 서류는 오늘 세무서로 가고, 등기 변경은 영업일 5일 뒤에 반영돼요.</w:t>
+      </w:r>
+    </w:p>
+    <w:p>
+      <w:pPr>
+        <w:pStyle w:val="BodyText"/>
+      </w:pPr>
+      <w:r>
+        <w:t xml:space="preserve">이리나: 그럼 돈은요? 보리스 이고레비치, 송금은 이미 됐나요?</w:t>
+      </w:r>
+    </w:p>
+    <w:p>
+      <w:pPr>
+        <w:pStyle w:val="BodyText"/>
+      </w:pPr>
+      <w:r>
+        <w:t xml:space="preserve">레프: 2시에 지주회사 결제 계좌에서 보냈어요: 4천만, 송금 내용 — 「자본금 출자」.</w:t>
+      </w:r>
+    </w:p>
+    <w:p>
+      <w:pPr>
+        <w:pStyle w:val="BodyText"/>
+      </w:pPr>
+      <w:r>
+        <w:t xml:space="preserve">이리나: 2시요? 지금 5시 10분 전인데, 한 시간 전에 들어왔어야 해요.</w:t>
+      </w:r>
+    </w:p>
+    <w:p>
+      <w:pPr>
+        <w:pStyle w:val="BodyText"/>
+      </w:pPr>
+      <w:r>
+        <w:t xml:space="preserve">알렉세이: 은행이 그냥 느린 거 아닐까요?</w:t>
+      </w:r>
+    </w:p>
+    <w:p>
+      <w:pPr>
+        <w:pStyle w:val="BodyText"/>
+      </w:pPr>
+      <w:r>
+        <w:t xml:space="preserve">이리나: 은행은 빨라요. 안 들어왔다면 붙잡혀 있는 거예요. 그리고리예프에게 전화할게요.</w:t>
+      </w:r>
+    </w:p>
+    <w:p>
+      <w:pPr>
+        <w:pStyle w:val="BodyText"/>
+      </w:pPr>
+      <w:r>
+        <w:t xml:space="preserve">그리고리예프: 이리나 세르게예브나, 마침 전화하려던 참이었어요. 4천만 송금을 저희 컴플라이언스에서 멈췄어요.</w:t>
+      </w:r>
+    </w:p>
+    <w:p>
+      <w:pPr>
+        <w:pStyle w:val="BodyText"/>
+      </w:pPr>
+      <w:r>
+        <w:t xml:space="preserve">이리나: 멈췄다고요? 무슨 이유로요?</w:t>
+      </w:r>
+    </w:p>
+    <w:p>
+      <w:pPr>
+        <w:pStyle w:val="BodyText"/>
+      </w:pPr>
+      <w:r>
+        <w:t xml:space="preserve">그리고리예프: 큰 금액에 신규 참여자라서 자금 출처를 확인해야 해요. 표준 심사이고, 보통 사흘 걸려요.</w:t>
+      </w:r>
+    </w:p>
+    <w:p>
+      <w:pPr>
+        <w:pStyle w:val="BodyText"/>
+      </w:pPr>
+      <w:r>
+        <w:t xml:space="preserve">알렉세이: 사흘이요? 내일이 두 번째 컨테이너 대금 첫 지불일인데요.</w:t>
+      </w:r>
+    </w:p>
+    <w:p>
+      <w:pPr>
+        <w:pStyle w:val="BodyText"/>
+      </w:pPr>
+      <w:r>
+        <w:t xml:space="preserve">이리나: 파벨 안드레예비치, 구체적으로 뭐가 필요해요? 목록으로 주세요.</w:t>
+      </w:r>
+    </w:p>
+    <w:p>
+      <w:pPr>
+        <w:pStyle w:val="BodyText"/>
+      </w:pPr>
+      <w:r>
+        <w:t xml:space="preserve">그리고리예프: 지주회사 3년 치 재무제표, 감사 보고서, 공증 서류요. 그리고 돈이 어디서 왔는지 설명이요.</w:t>
+      </w:r>
+    </w:p>
+    <w:p>
+      <w:pPr>
+        <w:pStyle w:val="BodyText"/>
+      </w:pPr>
+      <w:r>
+        <w:t xml:space="preserve">이리나: 5년 전 감사 의견서는 제가 직접 써서 저한테 있어요. 최근 것은 레프 마르코비치한테 있고요.</w:t>
+      </w:r>
+    </w:p>
+    <w:p>
+      <w:pPr>
+        <w:pStyle w:val="BodyText"/>
+      </w:pPr>
+      <w:r>
+        <w:t xml:space="preserve">레프: 10분 안에 보낼게요, 지주회사 수석 회계사 서명을 받아서요.</w:t>
+      </w:r>
+    </w:p>
+    <w:p>
+      <w:pPr>
+        <w:pStyle w:val="BodyText"/>
+      </w:pPr>
+      <w:r>
+        <w:t xml:space="preserve">자이체프: 공증 서류는 저한테 있어요. 스캔본은 5분 뒤에 보낼게요.</w:t>
+      </w:r>
+    </w:p>
+    <w:p>
+      <w:pPr>
+        <w:pStyle w:val="BodyText"/>
+      </w:pPr>
+      <w:r>
+        <w:t xml:space="preserve">그리고리예프: 그럼 설명은요? 이 돈은 어디서 났죠?</w:t>
+      </w:r>
+    </w:p>
+    <w:p>
+      <w:pPr>
+        <w:pStyle w:val="BodyText"/>
+      </w:pPr>
+      <w:r>
+        <w:t xml:space="preserve">보리스: 전화 이리 줘요. 파벨 안드레예비치? 란스코이요. 돈은 — 포돌스크 주택 단지 매각 대금이에요. 2년 전이고. 세금은 냈어요. 다 재무제표에 있어요. 30년 동안 아무것도 숨긴 적 없어요. 당신네 컴플라이언스가 필요한 만큼 들여다보라고 해요.</w:t>
+      </w:r>
+    </w:p>
+    <w:p>
+      <w:pPr>
+        <w:pStyle w:val="BodyText"/>
+      </w:pPr>
+      <w:r>
+        <w:t xml:space="preserve">그리고리예프: 보리스 이고레비치, 의심하는 건 아니에요. 하지만 규정은 규정이라서요…</w:t>
+      </w:r>
+    </w:p>
+    <w:p>
+      <w:pPr>
+        <w:pStyle w:val="BodyText"/>
+      </w:pPr>
+      <w:r>
+        <w:t xml:space="preserve">보리스: 규정은 옳아요, 나도 존중해요. 서류가 10분 안에 가면 시간이 얼마나 필요해요?</w:t>
+      </w:r>
+    </w:p>
+    <w:p>
+      <w:pPr>
+        <w:pStyle w:val="BodyText"/>
+      </w:pPr>
+      <w:r>
+        <w:t xml:space="preserve">그리고리예프: 다 갖춰지면 오늘 해 볼게요. 영업일은 6시까지예요.</w:t>
+      </w:r>
+    </w:p>
+    <w:p>
+      <w:pPr>
+        <w:pStyle w:val="BodyText"/>
+      </w:pPr>
+      <w:r>
+        <w:t xml:space="preserve">이리나: 그럼 50분 남았네요.</w:t>
+      </w:r>
+    </w:p>
+    <w:p>
+      <w:pPr>
+        <w:pStyle w:val="BodyText"/>
+      </w:pPr>
+      <w:r>
+        <w:t xml:space="preserve">올가: 등록증을 아홉 달 기다렸어요. 50분이면 커피 한 잔 쉬는 시간이에요.</w:t>
       </w:r>
     </w:p>
     <w:p>
@@ -4290,55 +4290,55 @@
         <w:pStyle w:val="BodyText"/>
       </w:pPr>
       <w:r>
-        <w:t xml:space="preserve">올가: 또요? 등록증 나온 날처럼? 그땐 이리나가 걸어 줬죠. 지금 서울에 전화해요. 사실대로: 지급이 하루 늦어질 수 있다고. 한국 사람들은 나중의 설명보다 먼저 하는 전화를 높이 쳐요.</w:t>
-      </w:r>
-    </w:p>
-    <w:p>
-      <w:pPr>
-        <w:pStyle w:val="BodyText"/>
-      </w:pPr>
-      <w:r>
-        <w:t xml:space="preserve">알렉세이: 도윤? 나야. 내일 지급이 늦어질 수도 있어. 은행이 투자자를 확인하고 있어.</w:t>
-      </w:r>
-    </w:p>
-    <w:p>
-      <w:pPr>
-        <w:pStyle w:val="BodyText"/>
-      </w:pPr>
-      <w:r>
-        <w:t xml:space="preserve">도윤: 료샤, 대표님 말씀이야: 「하루는 지연이 아니다. 지연은 — 전화를 안 하는 것이다」.</w:t>
-      </w:r>
-    </w:p>
-    <w:p>
-      <w:pPr>
-        <w:pStyle w:val="BodyText"/>
-      </w:pPr>
-      <w:r>
-        <w:t xml:space="preserve">알렉세이: 전해 줘: 내일 안 들어오면 — 오전 10시에 전화할게. 정확한 날짜와 함께.</w:t>
-      </w:r>
-    </w:p>
-    <w:p>
-      <w:pPr>
-        <w:pStyle w:val="BodyText"/>
-      </w:pPr>
-      <w:r>
-        <w:t xml:space="preserve">도윤: 전했어. 고개를 끄덕이셔. 네가 나중이 아니라 먼저 전화하는 법을 배웠다고 하셔.</w:t>
-      </w:r>
-    </w:p>
-    <w:p>
-      <w:pPr>
-        <w:pStyle w:val="BodyText"/>
-      </w:pPr>
-      <w:r>
-        <w:t xml:space="preserve">알렉세이: 고마워, 도윤. 너희한테서 배웠어.</w:t>
-      </w:r>
-    </w:p>
-    <w:p>
-      <w:pPr>
-        <w:pStyle w:val="BodyText"/>
-      </w:pPr>
-      <w:r>
-        <w:t xml:space="preserve">도윤: 우리한테서가 아니야. 할머니한테서지. 할머닌 늘 묻기 전에 진실을 말하시잖아.</w:t>
+        <w:t xml:space="preserve">올가: 또요? 등록증 나오던 날처럼요? 그땐 이리나가 전화했죠. 지금은 서울에 전화해서 사실대로 말해요: 지불이 하루 늦어질 수 있다고. 한국 사람들은 나중의 해명보다 미리 거는 전화를 높이 쳐요. 당신도 이미 알잖아요.</w:t>
+      </w:r>
+    </w:p>
+    <w:p>
+      <w:pPr>
+        <w:pStyle w:val="BodyText"/>
+      </w:pPr>
+      <w:r>
+        <w:t xml:space="preserve">알렉세이: 도윤? 나야. 은행이 투자자를 심사하고 있어서 내일 지불이 늦어질 수도 있어.</w:t>
+      </w:r>
+    </w:p>
+    <w:p>
+      <w:pPr>
+        <w:pStyle w:val="BodyText"/>
+      </w:pPr>
+      <w:r>
+        <w:t xml:space="preserve">도윤: 료샤, 대표님이 그러셔: 「하루는 지연이 아니다. 지연이란 전화를 안 하는 것이다」.</w:t>
+      </w:r>
+    </w:p>
+    <w:p>
+      <w:pPr>
+        <w:pStyle w:val="BodyText"/>
+      </w:pPr>
+      <w:r>
+        <w:t xml:space="preserve">알렉세이: 내일 돈이 안 들어가면 오전 10시에 전화해서 정확한 날짜를 말하겠다고 전해 줘.</w:t>
+      </w:r>
+    </w:p>
+    <w:p>
+      <w:pPr>
+        <w:pStyle w:val="BodyText"/>
+      </w:pPr>
+      <w:r>
+        <w:t xml:space="preserve">도윤: 전했어. 고개를 끄덕이시면서, 네가 나중이 아니라 미리 전화하는 법을 배웠다고 하셔.</w:t>
+      </w:r>
+    </w:p>
+    <w:p>
+      <w:pPr>
+        <w:pStyle w:val="BodyText"/>
+      </w:pPr>
+      <w:r>
+        <w:t xml:space="preserve">알렉세이: 고마워, 도윤. 그건 너희한테 배운 거야.</w:t>
+      </w:r>
+    </w:p>
+    <w:p>
+      <w:pPr>
+        <w:pStyle w:val="BodyText"/>
+      </w:pPr>
+      <w:r>
+        <w:t xml:space="preserve">도윤: 우리 말고 할머니한테서지. 할머니는 묻기 전에 늘 진실을 말씀하시잖아.</w:t>
       </w:r>
     </w:p>
     <w:bookmarkEnd w:id="35"/>
@@ -4356,135 +4356,135 @@
         <w:pStyle w:val="FirstParagraph"/>
       </w:pPr>
       <w:r>
-        <w:t xml:space="preserve">이리나: 17시 58분. 내역 새로 고침. 새로 고침…</w:t>
-      </w:r>
-    </w:p>
-    <w:p>
-      <w:pPr>
-        <w:pStyle w:val="BodyText"/>
-      </w:pPr>
-      <w:r>
-        <w:t xml:space="preserve">보리스: 서두르지 마, 벨로바. 돈은 안 도망가. 이제 누구 것도 아니야. 너희 거지.</w:t>
-      </w:r>
-    </w:p>
-    <w:p>
-      <w:pPr>
-        <w:pStyle w:val="BodyText"/>
-      </w:pPr>
-      <w:r>
-        <w:t xml:space="preserve">이리나: 들어왔어요. 4천만. 17시 58분. 송금 내용 — 「자본금 출자」. 상태 — 입금 완료.</w:t>
-      </w:r>
-    </w:p>
-    <w:p>
-      <w:pPr>
-        <w:pStyle w:val="BodyText"/>
-      </w:pPr>
-      <w:r>
-        <w:t xml:space="preserve">레프: 영업 마감 2분 전. 보리스, 넌 늘 이래.</w:t>
-      </w:r>
-    </w:p>
-    <w:p>
-      <w:pPr>
-        <w:pStyle w:val="BodyText"/>
-      </w:pPr>
-      <w:r>
-        <w:t xml:space="preserve">보리스: 내가 아니야. 은행이지. 난 2시에 보냈어.</w:t>
-      </w:r>
-    </w:p>
-    <w:p>
-      <w:pPr>
-        <w:pStyle w:val="BodyText"/>
-      </w:pPr>
-      <w:r>
-        <w:t xml:space="preserve">이리나: 이제 — 첫 번째 규칙. 2년 전에 적어 둔 거예요. 알렉세이, 당신의 두 번째 대출.</w:t>
-      </w:r>
-    </w:p>
-    <w:p>
-      <w:pPr>
-        <w:pStyle w:val="BodyText"/>
-      </w:pPr>
-      <w:r>
-        <w:t xml:space="preserve">알렉세이: 이리나, 지금이요? 내일 해도 돼요. 컨테이너가…</w:t>
-      </w:r>
-    </w:p>
-    <w:p>
-      <w:pPr>
-        <w:pStyle w:val="BodyText"/>
-      </w:pPr>
-      <w:r>
-        <w:t xml:space="preserve">이리나: 지금이요. 500만. 투자금의 첫 돈. 의사록에 그렇게 적혀 있어요. 내 서명과 당신 서명으로. 컨테이너는 나머지로 내요. 7월에 이미 계산했어요.</w:t>
-      </w:r>
-    </w:p>
-    <w:p>
-      <w:pPr>
-        <w:pStyle w:val="BodyText"/>
-      </w:pPr>
-      <w:r>
-        <w:t xml:space="preserve">알렉세이: 7월에 계산하셨어요?</w:t>
-      </w:r>
-    </w:p>
-    <w:p>
-      <w:pPr>
-        <w:pStyle w:val="BodyText"/>
-      </w:pPr>
-      <w:r>
-        <w:t xml:space="preserve">이리나: 2년 전에 계산했어요. 당신이 아파트를 두 번째로 담보 잡힌 날. 돈을 기다렸을 뿐이죠. 그날부터 매달 표에서 그 대출을 빨간색으로 봤어요.</w:t>
-      </w:r>
-    </w:p>
-    <w:p>
-      <w:pPr>
-        <w:pStyle w:val="BodyText"/>
-      </w:pPr>
-      <w:r>
-        <w:t xml:space="preserve">올가: 알렉세이 니콜라예비치, 서명해요. 두 번째 서명은 — 이리나 거. 이건 논의 대상이 아니에요. 보리스 이고레비치 말처럼.</w:t>
-      </w:r>
-    </w:p>
-    <w:p>
-      <w:pPr>
-        <w:pStyle w:val="BodyText"/>
-      </w:pPr>
-      <w:r>
-        <w:t xml:space="preserve">보리스: 하! 미로노바, 그 말을 얼마나 오래 써먹을 거요?</w:t>
-      </w:r>
-    </w:p>
-    <w:p>
-      <w:pPr>
-        <w:pStyle w:val="BodyText"/>
-      </w:pPr>
-      <w:r>
-        <w:t xml:space="preserve">올가: 12년이요. 나자로바처럼요.</w:t>
-      </w:r>
-    </w:p>
-    <w:p>
-      <w:pPr>
-        <w:pStyle w:val="BodyText"/>
-      </w:pPr>
-      <w:r>
-        <w:t xml:space="preserve">알렉세이: 서명해요. 500만. 조기 상환. 아파트는… 이제 담보가 한 번뿐이에요.</w:t>
-      </w:r>
-    </w:p>
-    <w:p>
-      <w:pPr>
-        <w:pStyle w:val="BodyText"/>
-      </w:pPr>
-      <w:r>
-        <w:t xml:space="preserve">이리나: 남은 대출 — 400만. 첫 번째 거. 월 상환 — 7만 2천. 시험소 이전처럼요. 다시 담보 대출 하나뿐인 사람이에요. 당신 표에 처음 생긴 좋은 소식이에요.</w:t>
-      </w:r>
-    </w:p>
-    <w:p>
-      <w:pPr>
-        <w:pStyle w:val="BodyText"/>
-      </w:pPr>
-      <w:r>
-        <w:t xml:space="preserve">알렉세이: 엄마한테 전화할게요. 아니. 먼저 — 할머니. 장례비 저금을 주시려 했어요. 안 받았죠. 이제 필요 없다고 말씀드릴 수 있어요. 그 돈은 이제 편히 주무셔도 된다고요.</w:t>
-      </w:r>
-    </w:p>
-    <w:p>
-      <w:pPr>
-        <w:pStyle w:val="BodyText"/>
-      </w:pPr>
-      <w:r>
-        <w:t xml:space="preserve">보리스: 전화해. 그다음 — 하나 더. 이사로서. 내 첫 마디야.</w:t>
+        <w:t xml:space="preserve">이리나: 17시 58분. 내역 새로 고침, 한 번 더 새로 고침…</w:t>
+      </w:r>
+    </w:p>
+    <w:p>
+      <w:pPr>
+        <w:pStyle w:val="BodyText"/>
+      </w:pPr>
+      <w:r>
+        <w:t xml:space="preserve">보리스: 서두르지 마, 벨로바. 돈은 도망 안 가. 이제 누구의 것도 아니야. 너희 거지.</w:t>
+      </w:r>
+    </w:p>
+    <w:p>
+      <w:pPr>
+        <w:pStyle w:val="BodyText"/>
+      </w:pPr>
+      <w:r>
+        <w:t xml:space="preserve">이리나: 들어왔어요! 4천만, 17시 58분, 송금 내용 — 「자본금 출자」. 상태 — 입금 완료.</w:t>
+      </w:r>
+    </w:p>
+    <w:p>
+      <w:pPr>
+        <w:pStyle w:val="BodyText"/>
+      </w:pPr>
+      <w:r>
+        <w:t xml:space="preserve">레프: 영업 마감 2분 전이네. 보리스, 넌 늘 이런 식이야.</w:t>
+      </w:r>
+    </w:p>
+    <w:p>
+      <w:pPr>
+        <w:pStyle w:val="BodyText"/>
+      </w:pPr>
+      <w:r>
+        <w:t xml:space="preserve">보리스: 내가 아니라 은행이지. 약속대로 2시에 보냈어.</w:t>
+      </w:r>
+    </w:p>
+    <w:p>
+      <w:pPr>
+        <w:pStyle w:val="BodyText"/>
+      </w:pPr>
+      <w:r>
+        <w:t xml:space="preserve">이리나: 이제 2년 전에 적어 둔 첫 번째 규칙이에요. 알렉세이, 당신의 두 번째 대출이요.</w:t>
+      </w:r>
+    </w:p>
+    <w:p>
+      <w:pPr>
+        <w:pStyle w:val="BodyText"/>
+      </w:pPr>
+      <w:r>
+        <w:t xml:space="preserve">알렉세이: 이리나, 지금 당장이요? 내일 해도 되잖아요, 컨테이너도 있고…</w:t>
+      </w:r>
+    </w:p>
+    <w:p>
+      <w:pPr>
+        <w:pStyle w:val="BodyText"/>
+      </w:pPr>
+      <w:r>
+        <w:t xml:space="preserve">이리나: 지금이요. 500만은 투자금에서 나가는 첫 돈이에요. 의사록에 그렇게 적혀 있고, 제 서명과 당신 서명이 있어요. 컨테이너는 나머지로 내요. 7월에, 다차에서 처음 만나기도 전에 계산해 뒀어요.</w:t>
+      </w:r>
+    </w:p>
+    <w:p>
+      <w:pPr>
+        <w:pStyle w:val="BodyText"/>
+      </w:pPr>
+      <w:r>
+        <w:t xml:space="preserve">알렉세이: 7월에 벌써 계산하셨다고요?</w:t>
+      </w:r>
+    </w:p>
+    <w:p>
+      <w:pPr>
+        <w:pStyle w:val="BodyText"/>
+      </w:pPr>
+      <w:r>
+        <w:t xml:space="preserve">이리나: 2년 전에 계산했어요. 당신이 아파트를 두 번째로 담보 잡힌 그날에요. 그냥 돈을 기다렸을 뿐이에요. 그날부터 매달 표에서 이 대출을 빨간색으로 봤어요.</w:t>
+      </w:r>
+    </w:p>
+    <w:p>
+      <w:pPr>
+        <w:pStyle w:val="BodyText"/>
+      </w:pPr>
+      <w:r>
+        <w:t xml:space="preserve">올가: 알렉세이 니콜라예비치, 서명하세요. 두 번째 서명은 이리나 거예요. 보리스 이고레비치 말처럼, 논의 대상이 아니에요.</w:t>
+      </w:r>
+    </w:p>
+    <w:p>
+      <w:pPr>
+        <w:pStyle w:val="BodyText"/>
+      </w:pPr>
+      <w:r>
+        <w:t xml:space="preserve">보리스: 하! 미로노바, 그 말 오래도록 써먹을 거요?</w:t>
+      </w:r>
+    </w:p>
+    <w:p>
+      <w:pPr>
+        <w:pStyle w:val="BodyText"/>
+      </w:pPr>
+      <w:r>
+        <w:t xml:space="preserve">올가: 12년이요, 나자로바처럼요.</w:t>
+      </w:r>
+    </w:p>
+    <w:p>
+      <w:pPr>
+        <w:pStyle w:val="BodyText"/>
+      </w:pPr>
+      <w:r>
+        <w:t xml:space="preserve">알렉세이: 서명할게요: 500만, 조기 상환. 아파트는… 이제 아파트는 한 번만 담보로 잡혀 있어요.</w:t>
+      </w:r>
+    </w:p>
+    <w:p>
+      <w:pPr>
+        <w:pStyle w:val="BodyText"/>
+      </w:pPr>
+      <w:r>
+        <w:t xml:space="preserve">이리나: 첫 대출 잔액은 400만, 월 상환액은 7만 2천, 연구소 전과 같아요. 다시 주택 대출 하나뿐인 사람이 됐어요. 당신 표의 첫 번째 좋은 소식이고, 초록색으로 칠할게요.</w:t>
+      </w:r>
+    </w:p>
+    <w:p>
+      <w:pPr>
+        <w:pStyle w:val="BodyText"/>
+      </w:pPr>
+      <w:r>
+        <w:t xml:space="preserve">알렉세이: 엄마한테 전화할게요. 아니, 할머니한테 먼저요. 장례비로 모아 둔 돈을 주셨는데 안 받았어요. 이제 그 돈은 필요 없다고, 할머니가 오랫동안 못 주무신 것처럼이 아니라 편히 자게 둬도 된다고 말씀드릴게요.</w:t>
+      </w:r>
+    </w:p>
+    <w:p>
+      <w:pPr>
+        <w:pStyle w:val="BodyText"/>
+      </w:pPr>
+      <w:r>
+        <w:t xml:space="preserve">보리스: 전화하게. 그리고 하나 더, 이사로서. 내 첫 번째 발언이야.</w:t>
       </w:r>
     </w:p>
     <w:p>
@@ -4500,55 +4500,55 @@
         <w:pStyle w:val="BodyText"/>
       </w:pPr>
       <w:r>
-        <w:t xml:space="preserve">보리스: 자네 아버지를 만나고 싶어. 오늘. 레프 말로는 포돌스크에 계신다고.</w:t>
-      </w:r>
-    </w:p>
-    <w:p>
-      <w:pPr>
-        <w:pStyle w:val="BodyText"/>
-      </w:pPr>
-      <w:r>
-        <w:t xml:space="preserve">알렉세이: 거기 계세요. 7시까지. 매달 마지막 월요일이요.</w:t>
-      </w:r>
-    </w:p>
-    <w:p>
-      <w:pPr>
-        <w:pStyle w:val="BodyText"/>
-      </w:pPr>
-      <w:r>
-        <w:t xml:space="preserve">보리스: 그럼 포돌스크로 가지. 자네, 나, 레프. 상자는 — 내 약점이야.</w:t>
-      </w:r>
-    </w:p>
-    <w:p>
-      <w:pPr>
-        <w:pStyle w:val="BodyText"/>
-      </w:pPr>
-      <w:r>
-        <w:t xml:space="preserve">자이체프: 저는 집에 가도 돼요? 오늘 스캔 말고는 한 게 없어요.</w:t>
-      </w:r>
-    </w:p>
-    <w:p>
-      <w:pPr>
-        <w:pStyle w:val="BodyText"/>
-      </w:pPr>
-      <w:r>
-        <w:t xml:space="preserve">올가: 아르툠, 제일 중요한 걸 했죠. 2년 전 판지를 계약서에 적었잖아요. 오늘 그게 4천만짜리였어요. 공증인은 지우려 했고, 투자자는 못 지우게 했죠.</w:t>
-      </w:r>
-    </w:p>
-    <w:p>
-      <w:pPr>
-        <w:pStyle w:val="BodyText"/>
-      </w:pPr>
-      <w:r>
-        <w:t xml:space="preserve">자이체프: 벨로바가 「두세요, 부탁해요」라고 해서 적은 거예요. 그게 투자인 줄은 몰랐죠.</w:t>
-      </w:r>
-    </w:p>
-    <w:p>
-      <w:pPr>
-        <w:pStyle w:val="BodyText"/>
-      </w:pPr>
-      <w:r>
-        <w:t xml:space="preserve">이리나: 아무도 몰랐어요. 할머니 빼고는.</w:t>
+        <w:t xml:space="preserve">보리스: 자네 아버지를 만나고 싶어, 오늘 당장. 레프 말로는 포돌스크에 계신다던데.</w:t>
+      </w:r>
+    </w:p>
+    <w:p>
+      <w:pPr>
+        <w:pStyle w:val="BodyText"/>
+      </w:pPr>
+      <w:r>
+        <w:t xml:space="preserve">알렉세이: 네, 매달 마지막 월요일엔 7시까지 거기 계세요.</w:t>
+      </w:r>
+    </w:p>
+    <w:p>
+      <w:pPr>
+        <w:pStyle w:val="BodyText"/>
+      </w:pPr>
+      <w:r>
+        <w:t xml:space="preserve">보리스: 그럼 포돌스크로 가세: 자네, 나, 레프. 상자는 내 약점이거든.</w:t>
+      </w:r>
+    </w:p>
+    <w:p>
+      <w:pPr>
+        <w:pStyle w:val="BodyText"/>
+      </w:pPr>
+      <w:r>
+        <w:t xml:space="preserve">자이체프: 저는 집에 가도 될까요? 오늘 스캔 말고는 한 게 없어요.</w:t>
+      </w:r>
+    </w:p>
+    <w:p>
+      <w:pPr>
+        <w:pStyle w:val="BodyText"/>
+      </w:pPr>
+      <w:r>
+        <w:t xml:space="preserve">올가: 아르툠, 제일 중요한 걸 했어요. 2년 전에 판지를 계약서에 적었고, 오늘 그게 4천만의 가치가 됐어요. 공증인은 지우려 했지만 투자자가 막았죠. 다 당신의 그 한 줄 덕분이에요.</w:t>
+      </w:r>
+    </w:p>
+    <w:p>
+      <w:pPr>
+        <w:pStyle w:val="BodyText"/>
+      </w:pPr>
+      <w:r>
+        <w:t xml:space="preserve">자이체프: 벨로바가 「그냥 두세요」라고 해서 적었을 뿐이에요. 그게 투자인 줄은 몰랐어요.</w:t>
+      </w:r>
+    </w:p>
+    <w:p>
+      <w:pPr>
+        <w:pStyle w:val="BodyText"/>
+      </w:pPr>
+      <w:r>
+        <w:t xml:space="preserve">이리나: 아무도 몰랐어요, 할머니 말고는요.</w:t>
       </w:r>
     </w:p>
     <w:bookmarkEnd w:id="36"/>
@@ -4566,71 +4566,71 @@
         <w:pStyle w:val="FirstParagraph"/>
       </w:pPr>
       <w:r>
-        <w:t xml:space="preserve">니콜라이: 알료샤? 월요일에 여긴 웬일이냐? 같이 온 분은 누구고?</w:t>
-      </w:r>
-    </w:p>
-    <w:p>
-      <w:pPr>
-        <w:pStyle w:val="BodyText"/>
-      </w:pPr>
-      <w:r>
-        <w:t xml:space="preserve">알렉세이: 아빠, 보리스 이고레비치 란스코이세요. 새 파트너. 아빠를 만나고 싶어 하셨어요.</w:t>
-      </w:r>
-    </w:p>
-    <w:p>
-      <w:pPr>
-        <w:pStyle w:val="BodyText"/>
-      </w:pPr>
-      <w:r>
-        <w:t xml:space="preserve">보리스: 니콜라이 페트로비치. 란스코이입니다. 오늘 아드님 회사에 4천만을 넣었습니다. 그 상자를 누가 세는지 보고 싶었어요. 난 건설인이라. 늘 기초를 봅니다. 연락 없이 와서 죄송합니다.</w:t>
-      </w:r>
-    </w:p>
-    <w:p>
-      <w:pPr>
-        <w:pStyle w:val="BodyText"/>
-      </w:pPr>
-      <w:r>
-        <w:t xml:space="preserve">니콜라이: 상자는 내가 세요. 942개. 오류 없음. 앉고 싶으면 앉으세요. 상자는 깨끗해요.</w:t>
-      </w:r>
-    </w:p>
-    <w:p>
-      <w:pPr>
-        <w:pStyle w:val="BodyText"/>
-      </w:pPr>
-      <w:r>
-        <w:t xml:space="preserve">보리스: 상자 — 좋지요. 앉겠습니다. 니콜라이 페트로비치, 98년엔 어디 계셨어요?</w:t>
-      </w:r>
-    </w:p>
-    <w:p>
-      <w:pPr>
-        <w:pStyle w:val="BodyText"/>
-      </w:pPr>
-      <w:r>
-        <w:t xml:space="preserve">니콜라이: 공장에요. 툴라. 통조림으로 월급을 받았죠. 고기 통조림 40개 — 내 한 달 월급. 아내는 아직도 그걸 쳐다보지도 못해요. 통조림을 지금 상자 세듯이 셌죠.</w:t>
-      </w:r>
-    </w:p>
-    <w:p>
-      <w:pPr>
-        <w:pStyle w:val="BodyText"/>
-      </w:pPr>
-      <w:r>
-        <w:t xml:space="preserve">보리스: 난 98년에 파트너도 돈도 잃었어요. 그리고 월급 못 받은 200명. 2년 만에 전부 갚았죠. 아파트를 팔아서.</w:t>
-      </w:r>
-    </w:p>
-    <w:p>
-      <w:pPr>
-        <w:pStyle w:val="BodyText"/>
-      </w:pPr>
-      <w:r>
-        <w:t xml:space="preserve">니콜라이: 갚으셨어요? 자기 사람들한테? 우리 공장장은 아무한테도 아무것도 안 갚았어요.</w:t>
-      </w:r>
-    </w:p>
-    <w:p>
-      <w:pPr>
-        <w:pStyle w:val="BodyText"/>
-      </w:pPr>
-      <w:r>
-        <w:t xml:space="preserve">보리스: 그래서 내가 여기 온 거예요. 아드님은 — 돈을 돌려받지 못한 사람들 쪽이에요. 그런 사람들은 나중에 남의 것을 안 가져요. 내가 알아요, 나도 그러니까. 98년에 속은 사람은 나중에 속이지 않아요.</w:t>
+        <w:t xml:space="preserve">니콜라이: 알료샤? 월요일에 여긴 웬일이냐? 그리고 같이 온 분은 누구시고?</w:t>
+      </w:r>
+    </w:p>
+    <w:p>
+      <w:pPr>
+        <w:pStyle w:val="BodyText"/>
+      </w:pPr>
+      <w:r>
+        <w:t xml:space="preserve">알렉세이: 아빠, 이분은 보리스 이고레비치 란스코이, 우리 새 파트너예요. 아빠를 만나고 싶어 하셨어요.</w:t>
+      </w:r>
+    </w:p>
+    <w:p>
+      <w:pPr>
+        <w:pStyle w:val="BodyText"/>
+      </w:pPr>
+      <w:r>
+        <w:t xml:space="preserve">보리스: 니콜라이 페트로비치, 란스코이입니다. 오늘 아드님 회사에 4천만을 투자했고, 누가 그 상자들을 세는지 보고 싶었어요. 건설업자라 늘 기초를 봅니다. 연락도 없이 이렇게 늦게 와서 죄송해요.</w:t>
+      </w:r>
+    </w:p>
+    <w:p>
+      <w:pPr>
+        <w:pStyle w:val="BodyText"/>
+      </w:pPr>
+      <w:r>
+        <w:t xml:space="preserve">니콜라이: 상자는 내가 셉니다: 942개, 틀림없어요. 원하시면 앉으세요, 상자가 깨끗해요.</w:t>
+      </w:r>
+    </w:p>
+    <w:p>
+      <w:pPr>
+        <w:pStyle w:val="BodyText"/>
+      </w:pPr>
+      <w:r>
+        <w:t xml:space="preserve">보리스: 상자면 좋죠, 앉겠습니다. 니콜라이 페트로비치, 98년엔 어디 계셨어요?</w:t>
+      </w:r>
+    </w:p>
+    <w:p>
+      <w:pPr>
+        <w:pStyle w:val="BodyText"/>
+      </w:pPr>
+      <w:r>
+        <w:t xml:space="preserve">니콜라이: 툴라 공장에요. 통조림으로 월급을 받았죠: 돼지고기 통조림 40캔이 한 달 월급이었어요. 아내는 지금도 그걸 쳐다보지도 못해요. 그때 캔을 세던 것처럼 지금 상자를 세고 있어요.</w:t>
+      </w:r>
+    </w:p>
+    <w:p>
+      <w:pPr>
+        <w:pStyle w:val="BodyText"/>
+      </w:pPr>
+      <w:r>
+        <w:t xml:space="preserve">보리스: 난 98년에 파트너도 돈도 잃었고, 200명이 월급을 못 받았어요. 2년 만에 다 돌려줬고, 그러려고 아파트를 팔고 다차에서 살았죠.</w:t>
+      </w:r>
+    </w:p>
+    <w:p>
+      <w:pPr>
+        <w:pStyle w:val="BodyText"/>
+      </w:pPr>
+      <w:r>
+        <w:t xml:space="preserve">니콜라이: 돌려줬다고요? 자기 사람들한테요? 우리 공장장은 아무한테도 아무것도 안 돌려줬는데.</w:t>
+      </w:r>
+    </w:p>
+    <w:p>
+      <w:pPr>
+        <w:pStyle w:val="BodyText"/>
+      </w:pPr>
+      <w:r>
+        <w:t xml:space="preserve">보리스: 그래서 내가 여기 온 거예요. 아드님은 돌려받지 못한 사람들 쪽이에요. 그런 사람은 나중에 남의 걸 안 가져요, 내 경험으로 알아요. 98년에 속은 사람은 나중에 남을 속이지 않아요.</w:t>
       </w:r>
     </w:p>
     <w:p>
@@ -4646,39 +4646,39 @@
         <w:pStyle w:val="BodyText"/>
       </w:pPr>
       <w:r>
-        <w:t xml:space="preserve">보리스: 같은 해죠. 다만 당신은 상자를 셌고, 난 — 사람을 셌죠.</w:t>
-      </w:r>
-    </w:p>
-    <w:p>
-      <w:pPr>
-        <w:pStyle w:val="BodyText"/>
-      </w:pPr>
-      <w:r>
-        <w:t xml:space="preserve">니콜라이: 같은 거예요. 정직하게 세면.</w:t>
-      </w:r>
-    </w:p>
-    <w:p>
-      <w:pPr>
-        <w:pStyle w:val="BodyText"/>
-      </w:pPr>
-      <w:r>
-        <w:t xml:space="preserve">알렉세이: 아빠, 오늘 두 번째 대출을 갚았어요. 아파트 담보는 — 한 번뿐이에요.</w:t>
-      </w:r>
-    </w:p>
-    <w:p>
-      <w:pPr>
-        <w:pStyle w:val="BodyText"/>
-      </w:pPr>
-      <w:r>
-        <w:t xml:space="preserve">니콜라이: 한 번은 — 괜찮아. 나도 한 번이야. 98년부터. 아들아… 자랑스럽…. 아니다. 그건 나중에 말하마. 10년 되는 해에. 지금은 — 세자. 942개.</w:t>
-      </w:r>
-    </w:p>
-    <w:p>
-      <w:pPr>
-        <w:pStyle w:val="BodyText"/>
-      </w:pPr>
-      <w:r>
-        <w:t xml:space="preserve">보리스: 943개. 벽 옆에 이거, 안 세셨어요. 건설인 버릇이에요. 연필 좀 주세요.</w:t>
+        <w:t xml:space="preserve">보리스: 같은 해죠. 다만 당신은 상자를 셌고, 나는 사람을 셌어요.</w:t>
+      </w:r>
+    </w:p>
+    <w:p>
+      <w:pPr>
+        <w:pStyle w:val="BodyText"/>
+      </w:pPr>
+      <w:r>
+        <w:t xml:space="preserve">니콜라이: 정직하게 센다면 그게 그거죠.</w:t>
+      </w:r>
+    </w:p>
+    <w:p>
+      <w:pPr>
+        <w:pStyle w:val="BodyText"/>
+      </w:pPr>
+      <w:r>
+        <w:t xml:space="preserve">알렉세이: 아빠, 오늘 두 번째 대출을 갚았어요. 이제 아파트는 한 번만 담보로 잡혀 있어요.</w:t>
+      </w:r>
+    </w:p>
+    <w:p>
+      <w:pPr>
+        <w:pStyle w:val="BodyText"/>
+      </w:pPr>
+      <w:r>
+        <w:t xml:space="preserve">니콜라이: 한 번이면 괜찮아. 나도 98년부터 한 번이야. 아들아… 자랑스럽다. 아니, 그 말은 10년 되면 할게. 지금은 세자: 942개.</w:t>
+      </w:r>
+    </w:p>
+    <w:p>
+      <w:pPr>
+        <w:pStyle w:val="BodyText"/>
+      </w:pPr>
+      <w:r>
+        <w:t xml:space="preserve">보리스: 943개예요. 벽 옆의 이 상자를 안 세셨어요. 건설업자 버릇이죠, 연필 좀 주세요.</w:t>
       </w:r>
     </w:p>
     <w:bookmarkEnd w:id="37"/>

--- a/svoyo-delo/대본/3부/13화_Sdelka.docx
+++ b/svoyo-delo/대본/3부/13화_Sdelka.docx
@@ -4476,7 +4476,7 @@
         <w:pStyle w:val="BodyText"/>
       </w:pPr>
       <w:r>
-        <w:t xml:space="preserve">알렉세이: 엄마한테 전화할게요. 아니, 할머니한테 먼저요. 장례비로 모아 둔 돈을 주셨는데 안 받았어요. 이제 그 돈은 필요 없다고, 할머니가 오랫동안 못 주무신 것처럼이 아니라 편히 자게 둬도 된다고 말씀드릴게요.</w:t>
+        <w:t xml:space="preserve">알렉세이: 엄마한테 전화할게요. 아니, 할머니한테 먼저요. 장례비로 모아 둔 돈을 주셨는데 안 받았어요. 이제 그 돈은 필요 없으니, 할머니 본인은 오랫동안 편히 못 주무셨지만 그 돈만큼은 편히 잠들어도 된다고 말씀드릴게요.</w:t>
       </w:r>
     </w:p>
     <w:p>
